--- a/tests/corpus_v2/docs/services_0010.docx
+++ b/tests/corpus_v2/docs/services_0010.docx
@@ -626,7 +626,7 @@
     <w:p>
       <w:r>
         <w:pict>
-          <v:shape id="tb2698" type="#_x0000_t202" style="position:absolute;margin-left:0;margin-top:0;width:400pt;height:40pt">
+          <v:shape id="tb6155" type="#_x0000_t202" style="position:absolute;margin-left:0;margin-top:0;width:400pt;height:40pt">
             <v:textbox>
               <w:txbxContent>
                 <w:p>

--- a/tests/corpus_v2/docs/services_0010.docx
+++ b/tests/corpus_v2/docs/services_0010.docx
@@ -18,19 +18,25 @@
         <w:rPr>
           <w:b/>
         </w:rPr>
-        <w:t xml:space="preserve">№ 92/2023-Д</w:t>
-      </w:r>
-    </w:p>
-    <w:p/>
-    <w:p>
-      <w:r>
-        <w:t xml:space="preserve">г. Сергиев Посад</w:t>
+        <w:t xml:space="preserve">№ </w:t>
+      </w:r>
+      <w:r>
+        <w:rPr>
+          <w:b/>
+        </w:rPr>
+        <w:t xml:space="preserve">57022/115-сс</w:t>
+      </w:r>
+    </w:p>
+    <w:p/>
+    <w:p>
+      <w:r>
+        <w:t xml:space="preserve">г. Нижний Новгород</w:t>
       </w:r>
       <w:r>
         <w:t xml:space="preserve">     </w:t>
       </w:r>
       <w:r>
-        <w:t xml:space="preserve">«27» сентября 2023 г.</w:t>
+        <w:t xml:space="preserve">«27» октября 2023 г.</w:t>
       </w:r>
     </w:p>
     <w:p/>
@@ -69,10 +75,10 @@
         <w:t xml:space="preserve">, именуемый в дальнейшем «Заказчик», действующий на основании свидетельства о государственной регистрации</w:t>
       </w:r>
       <w:r>
-        <w:t xml:space="preserve">, с другой стороны, совместно именуемые «Стороны», заключили настоящий </w:t>
-      </w:r>
-      <w:r>
-        <w:t xml:space="preserve">Договор № 75/2023-С</w:t>
+        <w:t xml:space="preserve">, с другой стороны, совместно именуемые «Стороны», заключили настоящий Договор № </w:t>
+      </w:r>
+      <w:r>
+        <w:t xml:space="preserve">1/21</w:t>
       </w:r>
       <w:r>
         <w:t xml:space="preserve"> (далее — Договор) о нижеследующем:</w:t>
@@ -111,7 +117,7 @@
         <w:t xml:space="preserve">Услуги считаются оказанными после подписания Сторонами акта сдачи-приёмки. Срок оплаты — </w:t>
       </w:r>
       <w:r>
-        <w:t xml:space="preserve">в течение 7 рабочих дней с момента выставления счета</w:t>
+        <w:t xml:space="preserve">в течение тридцати шести месяцев с даты подписания Сторонами акта сдачи-приемки оказанных услуг</w:t>
       </w:r>
       <w:r>
         <w:t xml:space="preserve">.</w:t>
@@ -139,7 +145,13 @@
         <w:t xml:space="preserve">2.1. Общая цена Договора: </w:t>
       </w:r>
       <w:r>
-        <w:t xml:space="preserve">Семьдесят девять миллионов тридцать одна тысяча восемьсот тридцать семь рублей 00 копеек</w:t>
+        <w:t xml:space="preserve">40 000,53 ₽</w:t>
+      </w:r>
+      <w:r>
+        <w:t xml:space="preserve">, в т.ч. НДС </w:t>
+      </w:r>
+      <w:r>
+        <w:t xml:space="preserve">18%</w:t>
       </w:r>
       <w:r>
         <w:t xml:space="preserve">.</w:t>
@@ -150,7 +162,7 @@
         <w:t xml:space="preserve">2.2. Налог: </w:t>
       </w:r>
       <w:r>
-        <w:t xml:space="preserve">0,1% за каждый день просрочки</w:t>
+        <w:t xml:space="preserve">9% от цены Договора</w:t>
       </w:r>
       <w:r>
         <w:t xml:space="preserve">.</w:t>
@@ -161,7 +173,7 @@
         <w:t xml:space="preserve">2.3. Срок оплаты — </w:t>
       </w:r>
       <w:r>
-        <w:t xml:space="preserve">в течение 10 рабочих дней с момента подписания акта</w:t>
+        <w:t xml:space="preserve">в течение 60 банковских дней с момента выставления счета</w:t>
       </w:r>
       <w:r>
         <w:t xml:space="preserve">.</w:t>
@@ -181,7 +193,7 @@
         <w:t xml:space="preserve">, артикул </w:t>
       </w:r>
       <w:r>
-        <w:t xml:space="preserve">RM-3049-79</w:t>
+        <w:t xml:space="preserve">RM-1017-31</w:t>
       </w:r>
       <w:r>
         <w:t xml:space="preserve">, код </w:t>
@@ -241,7 +253,19 @@
         <w:t xml:space="preserve">. Цена — </w:t>
       </w:r>
       <w:r>
-        <w:t xml:space="preserve">250 000 ₽</w:t>
+        <w:t xml:space="preserve">Девятьсот тринадцать тысяч рублей 00 копеек</w:t>
+      </w:r>
+      <w:r>
+        <w:t xml:space="preserve">, включая НДС </w:t>
+      </w:r>
+      <w:r>
+        <w:t xml:space="preserve">20%</w:t>
+      </w:r>
+      <w:r>
+        <w:t xml:space="preserve"> в размере </w:t>
+      </w:r>
+      <w:r>
+        <w:t xml:space="preserve">504 000,2 (Пятьсот четыре тысячи) руб.</w:t>
       </w:r>
       <w:r>
         <w:t xml:space="preserve">.</w:t>
@@ -261,7 +285,7 @@
         <w:t xml:space="preserve">3.1. Место исполнения обязательств: </w:t>
       </w:r>
       <w:r>
-        <w:t xml:space="preserve">170100, г. Тверь, просп. Пушкина, д. 62, кв. 60</w:t>
+        <w:t xml:space="preserve">190000, г. Санкт-Петербург, ул. Гагарина, д. 16, кв. 152</w:t>
       </w:r>
       <w:r>
         <w:t xml:space="preserve">.</w:t>
@@ -278,7 +302,7 @@
         <w:t xml:space="preserve"> по телефону </w:t>
       </w:r>
       <w:r>
-        <w:t xml:space="preserve">8(495)2642225</w:t>
+        <w:t xml:space="preserve">+7 843 887 77 46</w:t>
       </w:r>
       <w:r>
         <w:t xml:space="preserve">.</w:t>
@@ -289,7 +313,7 @@
         <w:t xml:space="preserve">3.3. Срок исполнения обязательств — </w:t>
       </w:r>
       <w:r>
-        <w:t xml:space="preserve">30 дней с момента заключения контракта</w:t>
+        <w:t xml:space="preserve">не позднее 26.01.2025</w:t>
       </w:r>
       <w:r>
         <w:t xml:space="preserve">.</w:t>
@@ -320,13 +344,19 @@
         <w:t xml:space="preserve">Размер неустойки за нарушение сроков оплаты: </w:t>
       </w:r>
       <w:r>
-        <w:t xml:space="preserve">0,3% от стоимости</w:t>
+        <w:t xml:space="preserve">10 (десять) процентов от стоимости неоплаченных работ</w:t>
+      </w:r>
+      <w:r>
+        <w:t xml:space="preserve">, но не более </w:t>
+      </w:r>
+      <w:r>
+        <w:t xml:space="preserve">7 (семь) процентов от цены Договора</w:t>
       </w:r>
       <w:r>
         <w:t xml:space="preserve">. Предельный размер ответственности: </w:t>
       </w:r>
       <w:r>
-        <w:t xml:space="preserve">21% годовых</w:t>
+        <w:t xml:space="preserve">1/150 ключевой ставки ЦБ РФ за каждый день просрочки</w:t>
       </w:r>
       <w:r>
         <w:t xml:space="preserve">.</w:t>
@@ -348,7 +378,7 @@
         <w:t xml:space="preserve">Сторона, для которой создалась невозможность исполнения, обязана уведомить другую Сторону. Срок уведомления — </w:t>
       </w:r>
       <w:r>
-        <w:t xml:space="preserve">25 рабочих дней с момента поступления денежных средств на расчетный счет</w:t>
+        <w:t xml:space="preserve">в течение 14 рабочих дней с момента заключения контракта</w:t>
       </w:r>
       <w:r>
         <w:t xml:space="preserve">.</w:t>
@@ -362,13 +392,79 @@
         <w:t xml:space="preserve">Все споры и разногласия решаются путём переговоров. Претензионный порядок обязателен, срок ответа на претензию — </w:t>
       </w:r>
       <w:r>
-        <w:t xml:space="preserve">3 рабочих дня</w:t>
-      </w:r>
-      <w:r>
-        <w:t xml:space="preserve">.</w:t>
-      </w:r>
-    </w:p>
-    <w:p/>
+        <w:t xml:space="preserve">в течение 30 (Тридцати) дней с момента выставления счета</w:t>
+      </w:r>
+      <w:r>
+        <w:t xml:space="preserve">.</w:t>
+      </w:r>
+    </w:p>
+    <w:p/>
+    <w:p/>
+    <w:p/>
+    <w:p>
+      <w:r>
+        <w:rPr>
+          <w:b/>
+        </w:rPr>
+        <w:t xml:space="preserve">9. КОНТРОЛЬНЫЕ ВЕЛИЧИНЫ</w:t>
+      </w:r>
+    </w:p>
+    <w:p>
+      <w:r>
+        <w:t xml:space="preserve">9.1. Контрольная запись: </w:t>
+      </w:r>
+      <w:r>
+        <w:rPr>
+          <w:b/>
+        </w:rPr>
+        <w:t xml:space="preserve">1/1</w:t>
+      </w:r>
+      <w:r>
+        <w:t xml:space="preserve">30 ключевой ставки ЦБ РФ годовых</w:t>
+      </w:r>
+      <w:r>
+        <w:t xml:space="preserve">.</w:t>
+      </w:r>
+    </w:p>
+    <w:p>
+      <w:r>
+        <w:t xml:space="preserve">9.2. Контрольная запись: </w:t>
+      </w:r>
+      <w:r>
+        <w:rPr>
+          <w:b/>
+        </w:rPr>
+        <w:t xml:space="preserve">не позднее 27.06.20</w:t>
+      </w:r>
+      <w:r>
+        <w:t xml:space="preserve">25</w:t>
+      </w:r>
+      <w:r>
+        <w:t xml:space="preserve">.</w:t>
+      </w:r>
+    </w:p>
+    <w:p>
+      <w:r>
+        <w:t xml:space="preserve">9.3. Контрольная запись: </w:t>
+      </w:r>
+      <w:r>
+        <w:t xml:space="preserve">87/2023-С</w:t>
+      </w:r>
+      <w:r>
+        <w:t xml:space="preserve">.</w:t>
+      </w:r>
+    </w:p>
+    <w:p>
+      <w:r>
+        <w:t xml:space="preserve">9.4. Контрольная запись: </w:t>
+      </w:r>
+      <w:r>
+        <w:t xml:space="preserve">959О000О (девяносто пять миллионов девятьсот тысяч) рублей 0 коп.</w:t>
+      </w:r>
+      <w:r>
+        <w:t xml:space="preserve">.</w:t>
+      </w:r>
+    </w:p>
     <w:p/>
     <w:p>
       <w:r>
@@ -418,7 +514,15 @@
               <w:t xml:space="preserve">Юридический адрес: </w:t>
             </w:r>
             <w:r>
-              <w:t xml:space="preserve">603000, г. Нижний Новгород, наб. Кирова, д. 47, кв. 41</w:t>
+              <w:t xml:space="preserve">143400, г. Красногорск, пер. Профсоюзная, д. 62, кв. 26</w:t>
+            </w:r>
+          </w:p>
+          <w:p>
+            <w:r>
+              <w:t xml:space="preserve">Почтовый адрес: </w:t>
+            </w:r>
+            <w:r>
+              <w:t xml:space="preserve">603000, г. Нижний Новгород, бул. Кутузовский, д. 1, кв. 167</w:t>
             </w:r>
           </w:p>
           <w:p>
@@ -473,7 +577,7 @@
               <w:t xml:space="preserve">Тел.: </w:t>
             </w:r>
             <w:r>
-              <w:t xml:space="preserve">+73839635224</w:t>
+              <w:t xml:space="preserve">8(812)3838086</w:t>
             </w:r>
           </w:p>
           <w:p>
@@ -481,7 +585,7 @@
               <w:t xml:space="preserve">E-mail: </w:t>
             </w:r>
             <w:r>
-              <w:t xml:space="preserve">zaycev@yandex.ru</w:t>
+              <w:t xml:space="preserve">zaycev@inbox.ru</w:t>
             </w:r>
           </w:p>
           <w:p/>
@@ -519,7 +623,7 @@
               <w:t xml:space="preserve">Адрес регистрации: </w:t>
             </w:r>
             <w:r>
-              <w:t xml:space="preserve">141400, г. Химки, просп. Профсоюзная, д. 20, кв. 140</w:t>
+              <w:t xml:space="preserve">143400, г. Красногорск, пер. Гагарина, д. 18, кв. 116</w:t>
             </w:r>
           </w:p>
           <w:p>
@@ -558,7 +662,7 @@
               <w:t xml:space="preserve">Тел.: </w:t>
             </w:r>
             <w:r>
-              <w:t xml:space="preserve">8-495-115-45-63</w:t>
+              <w:t xml:space="preserve">8-383-848-15-15</w:t>
             </w:r>
           </w:p>
           <w:p>
@@ -566,7 +670,7 @@
               <w:t xml:space="preserve">E-mail: </w:t>
             </w:r>
             <w:r>
-              <w:t xml:space="preserve">ivanov@yandex.ru</w:t>
+              <w:t xml:space="preserve">ivanov@sibtrans.ru</w:t>
             </w:r>
           </w:p>
           <w:p/>
@@ -601,7 +705,7 @@
         <w:t xml:space="preserve">Адрес склада грузополучателя: </w:t>
       </w:r>
       <w:r>
-        <w:t xml:space="preserve">603000, г. Нижний Новгород, проезд Тверская, д. 20, кв. 121</w:t>
+        <w:t xml:space="preserve">630099, г. Новосибирск, пер. Кирова, д. 51, кв. 100</w:t>
       </w:r>
       <w:r>
         <w:t xml:space="preserve">.</w:t>
@@ -612,7 +716,7 @@
         <w:t xml:space="preserve">Кладовщик: </w:t>
       </w:r>
       <w:r>
-        <w:t xml:space="preserve">Смирнов Пётр Егорович</w:t>
+        <w:t xml:space="preserve">Крылова Светлана Владимировна</w:t>
       </w:r>
     </w:p>
     <w:p>
@@ -620,13 +724,13 @@
         <w:t xml:space="preserve">Тел. склада: </w:t>
       </w:r>
       <w:r>
-        <w:t xml:space="preserve">812 1884186</w:t>
+        <w:t xml:space="preserve">+7 (846) 858-55-97 доб. 438</w:t>
       </w:r>
     </w:p>
     <w:p>
       <w:r>
         <w:pict>
-          <v:shape id="tb6155" type="#_x0000_t202" style="position:absolute;margin-left:0;margin-top:0;width:400pt;height:40pt">
+          <v:shape id="tb4271" type="#_x0000_t202" style="position:absolute;margin-left:0;margin-top:0;width:400pt;height:40pt">
             <v:textbox>
               <w:txbxContent>
                 <w:p>
@@ -634,13 +738,13 @@
                     <w:t xml:space="preserve">ВНИМАНИЕ! Бухгалтерия: </w:t>
                   </w:r>
                   <w:r>
-                    <w:t xml:space="preserve">Новиков Иван Владимирович</w:t>
+                    <w:t xml:space="preserve">Смирнов Пётр Андреевич</w:t>
                   </w:r>
                   <w:r>
                     <w:t xml:space="preserve">, </w:t>
                   </w:r>
                   <w:r>
-                    <w:t xml:space="preserve">+7 (383) 601-90-57 доб. 833</w:t>
+                    <w:t xml:space="preserve">+7 (812) 716-60-67 доб. 425</w:t>
                   </w:r>
                 </w:p>
               </w:txbxContent>

--- a/tests/corpus_v2/docs/services_0010.docx
+++ b/tests/corpus_v2/docs/services_0010.docx
@@ -730,7 +730,7 @@
     <w:p>
       <w:r>
         <w:pict>
-          <v:shape id="tb4271" type="#_x0000_t202" style="position:absolute;margin-left:0;margin-top:0;width:400pt;height:40pt">
+          <v:shape id="tb4831" type="#_x0000_t202" style="position:absolute;margin-left:0;margin-top:0;width:400pt;height:40pt">
             <v:textbox>
               <w:txbxContent>
                 <w:p>

--- a/tests/corpus_v2/docs/services_0010.docx
+++ b/tests/corpus_v2/docs/services_0010.docx
@@ -448,7 +448,13 @@
         <w:t xml:space="preserve">9.3. Контрольная запись: </w:t>
       </w:r>
       <w:r>
-        <w:t xml:space="preserve">87/2023-С</w:t>
+        <w:rPr>
+          <w:b/>
+        </w:rPr>
+        <w:t xml:space="preserve">87/20</w:t>
+      </w:r>
+      <w:r>
+        <w:t xml:space="preserve">23-С</w:t>
       </w:r>
       <w:r>
         <w:t xml:space="preserve">.</w:t>

--- a/tests/corpus_v2/docs/services_0010.docx
+++ b/tests/corpus_v2/docs/services_0010.docx
@@ -24,19 +24,19 @@
         <w:rPr>
           <w:b/>
         </w:rPr>
-        <w:t xml:space="preserve">57022/115-сс</w:t>
-      </w:r>
-    </w:p>
-    <w:p/>
-    <w:p>
-      <w:r>
-        <w:t xml:space="preserve">г. Нижний Новгород</w:t>
+        <w:t xml:space="preserve">46Ф-14718/13-443Д</w:t>
+      </w:r>
+    </w:p>
+    <w:p/>
+    <w:p>
+      <w:r>
+        <w:t xml:space="preserve">г. Красногорск</w:t>
       </w:r>
       <w:r>
         <w:t xml:space="preserve">     </w:t>
       </w:r>
       <w:r>
-        <w:t xml:space="preserve">«27» октября 2023 г.</w:t>
+        <w:t xml:space="preserve">«19» января 2024 г.</w:t>
       </w:r>
     </w:p>
     <w:p/>
@@ -78,7 +78,7 @@
         <w:t xml:space="preserve">, с другой стороны, совместно именуемые «Стороны», заключили настоящий Договор № </w:t>
       </w:r>
       <w:r>
-        <w:t xml:space="preserve">1/21</w:t>
+        <w:t xml:space="preserve">14/2024-А</w:t>
       </w:r>
       <w:r>
         <w:t xml:space="preserve"> (далее — Договор) о нижеследующем:</w:t>
@@ -145,7 +145,7 @@
         <w:t xml:space="preserve">2.1. Общая цена Договора: </w:t>
       </w:r>
       <w:r>
-        <w:t xml:space="preserve">40 000,53 ₽</w:t>
+        <w:t xml:space="preserve">11 000,24 ₽</w:t>
       </w:r>
       <w:r>
         <w:t xml:space="preserve">, в т.ч. НДС </w:t>
@@ -173,7 +173,7 @@
         <w:t xml:space="preserve">2.3. Срок оплаты — </w:t>
       </w:r>
       <w:r>
-        <w:t xml:space="preserve">в течение 60 банковских дней с момента выставления счета</w:t>
+        <w:t xml:space="preserve">в течение 45 банковских дней с момента выставления счета</w:t>
       </w:r>
       <w:r>
         <w:t xml:space="preserve">.</w:t>
@@ -193,7 +193,7 @@
         <w:t xml:space="preserve">, артикул </w:t>
       </w:r>
       <w:r>
-        <w:t xml:space="preserve">RM-1017-31</w:t>
+        <w:t xml:space="preserve">RM-4831-29</w:t>
       </w:r>
       <w:r>
         <w:t xml:space="preserve">, код </w:t>
@@ -253,7 +253,7 @@
         <w:t xml:space="preserve">. Цена — </w:t>
       </w:r>
       <w:r>
-        <w:t xml:space="preserve">Девятьсот тринадцать тысяч рублей 00 копеек</w:t>
+        <w:t xml:space="preserve">Сто пятнадцать тысяч рублей 00 копеек</w:t>
       </w:r>
       <w:r>
         <w:t xml:space="preserve">, включая НДС </w:t>
@@ -265,7 +265,7 @@
         <w:t xml:space="preserve"> в размере </w:t>
       </w:r>
       <w:r>
-        <w:t xml:space="preserve">504 000,2 (Пятьсот четыре тысячи) руб.</w:t>
+        <w:t xml:space="preserve">13 400 000,1 (Тринадцать миллионов четыреста тысяч) руб.</w:t>
       </w:r>
       <w:r>
         <w:t xml:space="preserve">.</w:t>
@@ -285,7 +285,7 @@
         <w:t xml:space="preserve">3.1. Место исполнения обязательств: </w:t>
       </w:r>
       <w:r>
-        <w:t xml:space="preserve">190000, г. Санкт-Петербург, ул. Гагарина, д. 16, кв. 152</w:t>
+        <w:t xml:space="preserve">143000, г. Одинцово, проезд Строителей, д. 68, кв. 74</w:t>
       </w:r>
       <w:r>
         <w:t xml:space="preserve">.</w:t>
@@ -302,7 +302,7 @@
         <w:t xml:space="preserve"> по телефону </w:t>
       </w:r>
       <w:r>
-        <w:t xml:space="preserve">+7 843 887 77 46</w:t>
+        <w:t xml:space="preserve">+7 383 907 40 92</w:t>
       </w:r>
       <w:r>
         <w:t xml:space="preserve">.</w:t>
@@ -313,7 +313,7 @@
         <w:t xml:space="preserve">3.3. Срок исполнения обязательств — </w:t>
       </w:r>
       <w:r>
-        <w:t xml:space="preserve">не позднее 26.01.2025</w:t>
+        <w:t xml:space="preserve">не позднее 12.03.2026</w:t>
       </w:r>
       <w:r>
         <w:t xml:space="preserve">.</w:t>
@@ -344,13 +344,13 @@
         <w:t xml:space="preserve">Размер неустойки за нарушение сроков оплаты: </w:t>
       </w:r>
       <w:r>
-        <w:t xml:space="preserve">10 (десять) процентов от стоимости неоплаченных работ</w:t>
+        <w:t xml:space="preserve">15 (пятнадцать) процентов от стоимости неоплаченных работ</w:t>
       </w:r>
       <w:r>
         <w:t xml:space="preserve">, но не более </w:t>
       </w:r>
       <w:r>
-        <w:t xml:space="preserve">7 (семь) процентов от цены Договора</w:t>
+        <w:t xml:space="preserve">20 (двадцать) процентов от цены Договора</w:t>
       </w:r>
       <w:r>
         <w:t xml:space="preserve">. Предельный размер ответственности: </w:t>
@@ -378,7 +378,7 @@
         <w:t xml:space="preserve">Сторона, для которой создалась невозможность исполнения, обязана уведомить другую Сторону. Срок уведомления — </w:t>
       </w:r>
       <w:r>
-        <w:t xml:space="preserve">в течение 14 рабочих дней с момента заключения контракта</w:t>
+        <w:t xml:space="preserve">в течение 20 рабочих дней с момента заключения контракта</w:t>
       </w:r>
       <w:r>
         <w:t xml:space="preserve">.</w:t>
@@ -392,7 +392,7 @@
         <w:t xml:space="preserve">Все споры и разногласия решаются путём переговоров. Претензионный порядок обязателен, срок ответа на претензию — </w:t>
       </w:r>
       <w:r>
-        <w:t xml:space="preserve">в течение 30 (Тридцати) дней с момента выставления счета</w:t>
+        <w:t xml:space="preserve">в течение 5 (Пяти) дней с момента выставления счета</w:t>
       </w:r>
       <w:r>
         <w:t xml:space="preserve">.</w:t>
@@ -434,10 +434,10 @@
         <w:rPr>
           <w:b/>
         </w:rPr>
-        <w:t xml:space="preserve">не позднее 27.06.20</w:t>
-      </w:r>
-      <w:r>
-        <w:t xml:space="preserve">25</w:t>
+        <w:t xml:space="preserve">не позднее 22.03.20</w:t>
+      </w:r>
+      <w:r>
+        <w:t xml:space="preserve">26</w:t>
       </w:r>
       <w:r>
         <w:t xml:space="preserve">.</w:t>
@@ -451,10 +451,10 @@
         <w:rPr>
           <w:b/>
         </w:rPr>
-        <w:t xml:space="preserve">87/20</w:t>
-      </w:r>
-      <w:r>
-        <w:t xml:space="preserve">23-С</w:t>
+        <w:t xml:space="preserve">87</w:t>
+      </w:r>
+      <w:r>
+        <w:t xml:space="preserve">036/151-сс</w:t>
       </w:r>
       <w:r>
         <w:t xml:space="preserve">.</w:t>
@@ -465,7 +465,7 @@
         <w:t xml:space="preserve">9.4. Контрольная запись: </w:t>
       </w:r>
       <w:r>
-        <w:t xml:space="preserve">959О000О (девяносто пять миллионов девятьсот тысяч) рублей 0 коп.</w:t>
+        <w:t xml:space="preserve">1б300000 (шестнадцать миллионов триста тысяч) рублей О коп.</w:t>
       </w:r>
       <w:r>
         <w:t xml:space="preserve">.</w:t>
@@ -520,15 +520,7 @@
               <w:t xml:space="preserve">Юридический адрес: </w:t>
             </w:r>
             <w:r>
-              <w:t xml:space="preserve">143400, г. Красногорск, пер. Профсоюзная, д. 62, кв. 26</w:t>
-            </w:r>
-          </w:p>
-          <w:p>
-            <w:r>
-              <w:t xml:space="preserve">Почтовый адрес: </w:t>
-            </w:r>
-            <w:r>
-              <w:t xml:space="preserve">603000, г. Нижний Новгород, бул. Кутузовский, д. 1, кв. 167</w:t>
+              <w:t xml:space="preserve">170100, г. Тверь, бул. Профсоюзная, д. 4, кв. 126</w:t>
             </w:r>
           </w:p>
           <w:p>
@@ -583,7 +575,7 @@
               <w:t xml:space="preserve">Тел.: </w:t>
             </w:r>
             <w:r>
-              <w:t xml:space="preserve">8(812)3838086</w:t>
+              <w:t xml:space="preserve">+78469188345</w:t>
             </w:r>
           </w:p>
           <w:p>
@@ -591,7 +583,7 @@
               <w:t xml:space="preserve">E-mail: </w:t>
             </w:r>
             <w:r>
-              <w:t xml:space="preserve">zaycev@inbox.ru</w:t>
+              <w:t xml:space="preserve">zaycev@sibtrans.ru</w:t>
             </w:r>
           </w:p>
           <w:p/>
@@ -629,7 +621,7 @@
               <w:t xml:space="preserve">Адрес регистрации: </w:t>
             </w:r>
             <w:r>
-              <w:t xml:space="preserve">143400, г. Красногорск, пер. Гагарина, д. 18, кв. 116</w:t>
+              <w:t xml:space="preserve">190000, г. Санкт-Петербург, наб. Лесная, д. 67, кв. 158</w:t>
             </w:r>
           </w:p>
           <w:p>
@@ -668,7 +660,7 @@
               <w:t xml:space="preserve">Тел.: </w:t>
             </w:r>
             <w:r>
-              <w:t xml:space="preserve">8-383-848-15-15</w:t>
+              <w:t xml:space="preserve">+74957672955</w:t>
             </w:r>
           </w:p>
           <w:p>
@@ -676,7 +668,7 @@
               <w:t xml:space="preserve">E-mail: </w:t>
             </w:r>
             <w:r>
-              <w:t xml:space="preserve">ivanov@sibtrans.ru</w:t>
+              <w:t xml:space="preserve">ivanov@corp-tehno.ru</w:t>
             </w:r>
           </w:p>
           <w:p/>
@@ -711,7 +703,7 @@
         <w:t xml:space="preserve">Адрес склада грузополучателя: </w:t>
       </w:r>
       <w:r>
-        <w:t xml:space="preserve">630099, г. Новосибирск, пер. Кирова, д. 51, кв. 100</w:t>
+        <w:t xml:space="preserve">141300, г. Сергиев Посад, наб. Тверская, д. 77, кв. 176</w:t>
       </w:r>
       <w:r>
         <w:t xml:space="preserve">.</w:t>
@@ -722,7 +714,7 @@
         <w:t xml:space="preserve">Кладовщик: </w:t>
       </w:r>
       <w:r>
-        <w:t xml:space="preserve">Крылова Светлана Владимировна</w:t>
+        <w:t xml:space="preserve">Соколова Татьяна Сергеевна</w:t>
       </w:r>
     </w:p>
     <w:p>
@@ -730,13 +722,13 @@
         <w:t xml:space="preserve">Тел. склада: </w:t>
       </w:r>
       <w:r>
-        <w:t xml:space="preserve">+7 (846) 858-55-97 доб. 438</w:t>
+        <w:t xml:space="preserve">+78127121515</w:t>
       </w:r>
     </w:p>
     <w:p>
       <w:r>
         <w:pict>
-          <v:shape id="tb4831" type="#_x0000_t202" style="position:absolute;margin-left:0;margin-top:0;width:400pt;height:40pt">
+          <v:shape id="tb3617" type="#_x0000_t202" style="position:absolute;margin-left:0;margin-top:0;width:400pt;height:40pt">
             <v:textbox>
               <w:txbxContent>
                 <w:p>
@@ -744,13 +736,13 @@
                     <w:t xml:space="preserve">ВНИМАНИЕ! Бухгалтерия: </w:t>
                   </w:r>
                   <w:r>
-                    <w:t xml:space="preserve">Смирнов Пётр Андреевич</w:t>
+                    <w:t xml:space="preserve">Зайцева Ольга Дмитриевна</w:t>
                   </w:r>
                   <w:r>
                     <w:t xml:space="preserve">, </w:t>
                   </w:r>
                   <w:r>
-                    <w:t xml:space="preserve">+7 (812) 716-60-67 доб. 425</w:t>
+                    <w:t xml:space="preserve">+7 (843) 497-63-69 доб. 549</w:t>
                   </w:r>
                 </w:p>
               </w:txbxContent>

--- a/tests/corpus_v2/docs/services_0010.docx
+++ b/tests/corpus_v2/docs/services_0010.docx
@@ -250,10 +250,16 @@
         <w:t xml:space="preserve">МКАС при ТПП РФ</w:t>
       </w:r>
       <w:r>
+        <w:t xml:space="preserve">. Товар отгружается с сопроводительным документом паспорт качества № </w:t>
+      </w:r>
+      <w:r>
+        <w:t xml:space="preserve">14 06 102510</w:t>
+      </w:r>
+      <w:r>
         <w:t xml:space="preserve">. Цена — </w:t>
       </w:r>
       <w:r>
-        <w:t xml:space="preserve">Сто пятнадцать тысяч рублей 00 копеек</w:t>
+        <w:t xml:space="preserve">Тринадцать миллионов четыреста тысяч рублей 00 копеек</w:t>
       </w:r>
       <w:r>
         <w:t xml:space="preserve">, включая НДС </w:t>
@@ -265,7 +271,7 @@
         <w:t xml:space="preserve"> в размере </w:t>
       </w:r>
       <w:r>
-        <w:t xml:space="preserve">13 400 000,1 (Тринадцать миллионов четыреста тысяч) руб.</w:t>
+        <w:t xml:space="preserve">9 030 000,8 (Девять миллионов тридцать тысяч) руб.</w:t>
       </w:r>
       <w:r>
         <w:t xml:space="preserve">.</w:t>
@@ -285,7 +291,7 @@
         <w:t xml:space="preserve">3.1. Место исполнения обязательств: </w:t>
       </w:r>
       <w:r>
-        <w:t xml:space="preserve">143000, г. Одинцово, проезд Строителей, д. 68, кв. 74</w:t>
+        <w:t xml:space="preserve">141300, г. Сергиев Посад, проезд Октябрьская, д. 1, кв. 129</w:t>
       </w:r>
       <w:r>
         <w:t xml:space="preserve">.</w:t>
@@ -302,7 +308,7 @@
         <w:t xml:space="preserve"> по телефону </w:t>
       </w:r>
       <w:r>
-        <w:t xml:space="preserve">+7 383 907 40 92</w:t>
+        <w:t xml:space="preserve">8(846)4683046</w:t>
       </w:r>
       <w:r>
         <w:t xml:space="preserve">.</w:t>
@@ -313,7 +319,7 @@
         <w:t xml:space="preserve">3.3. Срок исполнения обязательств — </w:t>
       </w:r>
       <w:r>
-        <w:t xml:space="preserve">не позднее 12.03.2026</w:t>
+        <w:t xml:space="preserve">не позднее 13.10.2026</w:t>
       </w:r>
       <w:r>
         <w:t xml:space="preserve">.</w:t>
@@ -344,13 +350,13 @@
         <w:t xml:space="preserve">Размер неустойки за нарушение сроков оплаты: </w:t>
       </w:r>
       <w:r>
-        <w:t xml:space="preserve">15 (пятнадцать) процентов от стоимости неоплаченных работ</w:t>
+        <w:t xml:space="preserve">5 (пять) процентов от стоимости неоплаченных работ</w:t>
       </w:r>
       <w:r>
         <w:t xml:space="preserve">, но не более </w:t>
       </w:r>
       <w:r>
-        <w:t xml:space="preserve">20 (двадцать) процентов от цены Договора</w:t>
+        <w:t xml:space="preserve">7 (семь) процентов от цены Договора</w:t>
       </w:r>
       <w:r>
         <w:t xml:space="preserve">. Предельный размер ответственности: </w:t>
@@ -378,7 +384,7 @@
         <w:t xml:space="preserve">Сторона, для которой создалась невозможность исполнения, обязана уведомить другую Сторону. Срок уведомления — </w:t>
       </w:r>
       <w:r>
-        <w:t xml:space="preserve">в течение 20 рабочих дней с момента заключения контракта</w:t>
+        <w:t xml:space="preserve">в течение 14 рабочих дней с момента заключения контракта</w:t>
       </w:r>
       <w:r>
         <w:t xml:space="preserve">.</w:t>
@@ -392,7 +398,7 @@
         <w:t xml:space="preserve">Все споры и разногласия решаются путём переговоров. Претензионный порядок обязателен, срок ответа на претензию — </w:t>
       </w:r>
       <w:r>
-        <w:t xml:space="preserve">в течение 5 (Пяти) дней с момента выставления счета</w:t>
+        <w:t xml:space="preserve">в течение 7 (Семи) дней с момента выставления счета</w:t>
       </w:r>
       <w:r>
         <w:t xml:space="preserve">.</w:t>
@@ -434,10 +440,10 @@
         <w:rPr>
           <w:b/>
         </w:rPr>
-        <w:t xml:space="preserve">не позднее 22.03.20</w:t>
-      </w:r>
-      <w:r>
-        <w:t xml:space="preserve">26</w:t>
+        <w:t xml:space="preserve">не позднее 18.05.20</w:t>
+      </w:r>
+      <w:r>
+        <w:t xml:space="preserve">25</w:t>
       </w:r>
       <w:r>
         <w:t xml:space="preserve">.</w:t>
@@ -451,10 +457,10 @@
         <w:rPr>
           <w:b/>
         </w:rPr>
-        <w:t xml:space="preserve">87</w:t>
-      </w:r>
-      <w:r>
-        <w:t xml:space="preserve">036/151-сс</w:t>
+        <w:t xml:space="preserve">11</w:t>
+      </w:r>
+      <w:r>
+        <w:t xml:space="preserve">953/877-сс</w:t>
       </w:r>
       <w:r>
         <w:t xml:space="preserve">.</w:t>
@@ -465,7 +471,7 @@
         <w:t xml:space="preserve">9.4. Контрольная запись: </w:t>
       </w:r>
       <w:r>
-        <w:t xml:space="preserve">1б300000 (шестнадцать миллионов триста тысяч) рублей О коп.</w:t>
+        <w:t xml:space="preserve">8І100О0 (восемь миллионов сто десять тысяч) рублей 0 коп.</w:t>
       </w:r>
       <w:r>
         <w:t xml:space="preserve">.</w:t>
@@ -520,7 +526,15 @@
               <w:t xml:space="preserve">Юридический адрес: </w:t>
             </w:r>
             <w:r>
-              <w:t xml:space="preserve">170100, г. Тверь, бул. Профсоюзная, д. 4, кв. 126</w:t>
+              <w:t xml:space="preserve">394000, г. Воронеж, бул. Садовая, д. 89, кв. 148</w:t>
+            </w:r>
+          </w:p>
+          <w:p>
+            <w:r>
+              <w:t xml:space="preserve">Почтовый адрес: </w:t>
+            </w:r>
+            <w:r>
+              <w:t xml:space="preserve">344002, г. Ростов-на-Дону, бул. Мира, д. 67, кв. 158</w:t>
             </w:r>
           </w:p>
           <w:p>
@@ -575,7 +589,7 @@
               <w:t xml:space="preserve">Тел.: </w:t>
             </w:r>
             <w:r>
-              <w:t xml:space="preserve">+78469188345</w:t>
+              <w:t xml:space="preserve">+74957672955</w:t>
             </w:r>
           </w:p>
           <w:p>
@@ -583,7 +597,7 @@
               <w:t xml:space="preserve">E-mail: </w:t>
             </w:r>
             <w:r>
-              <w:t xml:space="preserve">zaycev@sibtrans.ru</w:t>
+              <w:t xml:space="preserve">zaycev@corp-tehno.ru</w:t>
             </w:r>
           </w:p>
           <w:p/>
@@ -621,7 +635,7 @@
               <w:t xml:space="preserve">Адрес регистрации: </w:t>
             </w:r>
             <w:r>
-              <w:t xml:space="preserve">190000, г. Санкт-Петербург, наб. Лесная, д. 67, кв. 158</w:t>
+              <w:t xml:space="preserve">141300, г. Сергиев Посад, наб. Тверская, д. 77, кв. 176</w:t>
             </w:r>
           </w:p>
           <w:p>
@@ -660,7 +674,7 @@
               <w:t xml:space="preserve">Тел.: </w:t>
             </w:r>
             <w:r>
-              <w:t xml:space="preserve">+74957672955</w:t>
+              <w:t xml:space="preserve">+7 (843) 895-30-44 доб. 242</w:t>
             </w:r>
           </w:p>
           <w:p>
@@ -668,7 +682,7 @@
               <w:t xml:space="preserve">E-mail: </w:t>
             </w:r>
             <w:r>
-              <w:t xml:space="preserve">ivanov@corp-tehno.ru</w:t>
+              <w:t xml:space="preserve">ivanov@sibtrans.ru</w:t>
             </w:r>
           </w:p>
           <w:p/>
@@ -703,7 +717,7 @@
         <w:t xml:space="preserve">Адрес склада грузополучателя: </w:t>
       </w:r>
       <w:r>
-        <w:t xml:space="preserve">141300, г. Сергиев Посад, наб. Тверская, д. 77, кв. 176</w:t>
+        <w:t xml:space="preserve">630099, г. Новосибирск, наб. Кутузовский, д. 6, кв. 12</w:t>
       </w:r>
       <w:r>
         <w:t xml:space="preserve">.</w:t>
@@ -714,7 +728,7 @@
         <w:t xml:space="preserve">Кладовщик: </w:t>
       </w:r>
       <w:r>
-        <w:t xml:space="preserve">Соколова Татьяна Сергеевна</w:t>
+        <w:t xml:space="preserve">Зайцева Ольга Дмитриевна</w:t>
       </w:r>
     </w:p>
     <w:p>
@@ -722,13 +736,13 @@
         <w:t xml:space="preserve">Тел. склада: </w:t>
       </w:r>
       <w:r>
-        <w:t xml:space="preserve">+78127121515</w:t>
+        <w:t xml:space="preserve">+78435316966</w:t>
       </w:r>
     </w:p>
     <w:p>
       <w:r>
         <w:pict>
-          <v:shape id="tb3617" type="#_x0000_t202" style="position:absolute;margin-left:0;margin-top:0;width:400pt;height:40pt">
+          <v:shape id="tb3108" type="#_x0000_t202" style="position:absolute;margin-left:0;margin-top:0;width:400pt;height:40pt">
             <v:textbox>
               <w:txbxContent>
                 <w:p>
@@ -736,13 +750,13 @@
                     <w:t xml:space="preserve">ВНИМАНИЕ! Бухгалтерия: </w:t>
                   </w:r>
                   <w:r>
-                    <w:t xml:space="preserve">Зайцева Ольга Дмитриевна</w:t>
+                    <w:t xml:space="preserve">Волкова Ольга Петровна</w:t>
                   </w:r>
                   <w:r>
                     <w:t xml:space="preserve">, </w:t>
                   </w:r>
                   <w:r>
-                    <w:t xml:space="preserve">+7 (843) 497-63-69 доб. 549</w:t>
+                    <w:t xml:space="preserve">+7 (495) 535-57-87 доб. 507</w:t>
                   </w:r>
                 </w:p>
               </w:txbxContent>

--- a/tests/corpus_v2/docs/services_0010.docx
+++ b/tests/corpus_v2/docs/services_0010.docx
@@ -256,10 +256,46 @@
         <w:t xml:space="preserve">14 06 102510</w:t>
       </w:r>
       <w:r>
+        <w:t xml:space="preserve">. К партии приложен паспорт изделия № </w:t>
+      </w:r>
+      <w:r>
+        <w:t xml:space="preserve">16 19 874937</w:t>
+      </w:r>
+      <w:r>
+        <w:t xml:space="preserve">. Оборудование поставляется с паспортом транспортного средства № </w:t>
+      </w:r>
+      <w:r>
+        <w:t xml:space="preserve">14 14 805893</w:t>
+      </w:r>
+      <w:r>
+        <w:t xml:space="preserve">. Приёмка производится согласно техническому паспорту </w:t>
+      </w:r>
+      <w:r>
+        <w:t xml:space="preserve">68 10 836625</w:t>
+      </w:r>
+      <w:r>
+        <w:t xml:space="preserve">. СНИЛС не указан, номер заказа </w:t>
+      </w:r>
+      <w:r>
+        <w:t xml:space="preserve">005-515-808 30</w:t>
+      </w:r>
+      <w:r>
+        <w:t xml:space="preserve">. Дата рождения не проставлена, документ выдан </w:t>
+      </w:r>
+      <w:r>
+        <w:t xml:space="preserve">21.06.2017</w:t>
+      </w:r>
+      <w:r>
+        <w:t xml:space="preserve">. Код подразделения, см. артикул </w:t>
+      </w:r>
+      <w:r>
+        <w:t xml:space="preserve">964-294</w:t>
+      </w:r>
+      <w:r>
         <w:t xml:space="preserve">. Цена — </w:t>
       </w:r>
       <w:r>
-        <w:t xml:space="preserve">Тринадцать миллионов четыреста тысяч рублей 00 копеек</w:t>
+        <w:t xml:space="preserve">Сорок два миллиона четыреста тысяч рублей 00 копеек</w:t>
       </w:r>
       <w:r>
         <w:t xml:space="preserve">, включая НДС </w:t>
@@ -271,7 +307,7 @@
         <w:t xml:space="preserve"> в размере </w:t>
       </w:r>
       <w:r>
-        <w:t xml:space="preserve">9 030 000,8 (Девять миллионов тридцать тысяч) руб.</w:t>
+        <w:t xml:space="preserve">12 300 000,2 (Двенадцать миллионов триста тысяч) руб.</w:t>
       </w:r>
       <w:r>
         <w:t xml:space="preserve">.</w:t>
@@ -291,7 +327,7 @@
         <w:t xml:space="preserve">3.1. Место исполнения обязательств: </w:t>
       </w:r>
       <w:r>
-        <w:t xml:space="preserve">141300, г. Сергиев Посад, проезд Октябрьская, д. 1, кв. 129</w:t>
+        <w:t xml:space="preserve">141400, г. Химки, просп. Профсоюзная, д. 20, кв. 140</w:t>
       </w:r>
       <w:r>
         <w:t xml:space="preserve">.</w:t>
@@ -308,7 +344,7 @@
         <w:t xml:space="preserve"> по телефону </w:t>
       </w:r>
       <w:r>
-        <w:t xml:space="preserve">8(846)4683046</w:t>
+        <w:t xml:space="preserve">8-495-115-45-63</w:t>
       </w:r>
       <w:r>
         <w:t xml:space="preserve">.</w:t>
@@ -319,7 +355,7 @@
         <w:t xml:space="preserve">3.3. Срок исполнения обязательств — </w:t>
       </w:r>
       <w:r>
-        <w:t xml:space="preserve">не позднее 13.10.2026</w:t>
+        <w:t xml:space="preserve">не позднее 24.11.2025</w:t>
       </w:r>
       <w:r>
         <w:t xml:space="preserve">.</w:t>
@@ -350,13 +386,13 @@
         <w:t xml:space="preserve">Размер неустойки за нарушение сроков оплаты: </w:t>
       </w:r>
       <w:r>
-        <w:t xml:space="preserve">5 (пять) процентов от стоимости неоплаченных работ</w:t>
+        <w:t xml:space="preserve">20 (двадцать) процентов от стоимости неоплаченных работ</w:t>
       </w:r>
       <w:r>
         <w:t xml:space="preserve">, но не более </w:t>
       </w:r>
       <w:r>
-        <w:t xml:space="preserve">7 (семь) процентов от цены Договора</w:t>
+        <w:t xml:space="preserve">20 (двадцать) процентов от цены Договора</w:t>
       </w:r>
       <w:r>
         <w:t xml:space="preserve">. Предельный размер ответственности: </w:t>
@@ -384,7 +420,7 @@
         <w:t xml:space="preserve">Сторона, для которой создалась невозможность исполнения, обязана уведомить другую Сторону. Срок уведомления — </w:t>
       </w:r>
       <w:r>
-        <w:t xml:space="preserve">в течение 14 рабочих дней с момента заключения контракта</w:t>
+        <w:t xml:space="preserve">в течение 7 рабочих дней с момента заключения контракта</w:t>
       </w:r>
       <w:r>
         <w:t xml:space="preserve">.</w:t>
@@ -398,7 +434,7 @@
         <w:t xml:space="preserve">Все споры и разногласия решаются путём переговоров. Претензионный порядок обязателен, срок ответа на претензию — </w:t>
       </w:r>
       <w:r>
-        <w:t xml:space="preserve">в течение 7 (Семи) дней с момента выставления счета</w:t>
+        <w:t xml:space="preserve">в течение 45 (Сорока пяти) дней с момента выставления счета</w:t>
       </w:r>
       <w:r>
         <w:t xml:space="preserve">.</w:t>
@@ -440,10 +476,10 @@
         <w:rPr>
           <w:b/>
         </w:rPr>
-        <w:t xml:space="preserve">не позднее 18.05.20</w:t>
-      </w:r>
-      <w:r>
-        <w:t xml:space="preserve">25</w:t>
+        <w:t xml:space="preserve">не позднее 04.02.20</w:t>
+      </w:r>
+      <w:r>
+        <w:t xml:space="preserve">26</w:t>
       </w:r>
       <w:r>
         <w:t xml:space="preserve">.</w:t>
@@ -457,10 +493,10 @@
         <w:rPr>
           <w:b/>
         </w:rPr>
-        <w:t xml:space="preserve">11</w:t>
-      </w:r>
-      <w:r>
-        <w:t xml:space="preserve">953/877-сс</w:t>
+        <w:t xml:space="preserve">21</w:t>
+      </w:r>
+      <w:r>
+        <w:t xml:space="preserve">368/252-сс</w:t>
       </w:r>
       <w:r>
         <w:t xml:space="preserve">.</w:t>
@@ -471,7 +507,7 @@
         <w:t xml:space="preserve">9.4. Контрольная запись: </w:t>
       </w:r>
       <w:r>
-        <w:t xml:space="preserve">8І100О0 (восемь миллионов сто десять тысяч) рублей 0 коп.</w:t>
+        <w:t xml:space="preserve">б2000О (шестьсот двадцать тысяч) рублей 0 коп.</w:t>
       </w:r>
       <w:r>
         <w:t xml:space="preserve">.</w:t>
@@ -526,7 +562,7 @@
               <w:t xml:space="preserve">Юридический адрес: </w:t>
             </w:r>
             <w:r>
-              <w:t xml:space="preserve">394000, г. Воронеж, бул. Садовая, д. 89, кв. 148</w:t>
+              <w:t xml:space="preserve">344002, г. Ростов-на-Дону, бул. Садовая, д. 89, кв. 148</w:t>
             </w:r>
           </w:p>
           <w:p>

--- a/tests/corpus_v2/docs/services_0010.docx
+++ b/tests/corpus_v2/docs/services_0010.docx
@@ -313,216 +313,120 @@
         <w:t xml:space="preserve">.</w:t>
       </w:r>
     </w:p>
-    <w:p/>
-    <w:p>
-      <w:r>
-        <w:rPr>
-          <w:b/>
-        </w:rPr>
-        <w:t xml:space="preserve">3. МЕСТО И СРОКИ ИСПОЛНЕНИЯ</w:t>
-      </w:r>
-    </w:p>
-    <w:p>
-      <w:r>
-        <w:t xml:space="preserve">3.1. Место исполнения обязательств: </w:t>
-      </w:r>
-      <w:r>
-        <w:t xml:space="preserve">141400, г. Химки, просп. Профсоюзная, д. 20, кв. 140</w:t>
-      </w:r>
-      <w:r>
-        <w:t xml:space="preserve">.</w:t>
-      </w:r>
-    </w:p>
-    <w:p>
-      <w:r>
-        <w:t xml:space="preserve">3.2. Уведомления направляются </w:t>
-      </w:r>
-      <w:r>
-        <w:t xml:space="preserve">Иванову Роману Алексеевичу</w:t>
-      </w:r>
-      <w:r>
-        <w:t xml:space="preserve"> по телефону </w:t>
-      </w:r>
-      <w:r>
-        <w:t xml:space="preserve">8-495-115-45-63</w:t>
-      </w:r>
-      <w:r>
-        <w:t xml:space="preserve">.</w:t>
-      </w:r>
-    </w:p>
-    <w:p>
-      <w:r>
-        <w:t xml:space="preserve">3.3. Срок исполнения обязательств — </w:t>
-      </w:r>
-      <w:r>
-        <w:t xml:space="preserve">не позднее 24.11.2025</w:t>
-      </w:r>
-      <w:r>
-        <w:t xml:space="preserve">.</w:t>
-      </w:r>
-    </w:p>
-    <w:p/>
-    <w:p>
-      <w:r>
-        <w:rPr>
-          <w:b/>
-        </w:rPr>
-        <w:t xml:space="preserve">4. ПРОЧИЕ УСЛОВИЯ</w:t>
-      </w:r>
-    </w:p>
-    <w:p>
-      <w:r>
-        <w:t xml:space="preserve">4.1. </w:t>
-      </w:r>
-      <w:r>
-        <w:t xml:space="preserve">Стороны несут ответственность за неисполнение или ненадлежащее исполнение обязательств в соответствии с законодательством Российской Федерации.</w:t>
-      </w:r>
-    </w:p>
-    <w:p>
-      <w:r>
-        <w:t xml:space="preserve">4.2. </w:t>
-      </w:r>
-      <w:r>
-        <w:t xml:space="preserve">Размер неустойки за нарушение сроков оплаты: </w:t>
-      </w:r>
-      <w:r>
-        <w:t xml:space="preserve">20 (двадцать) процентов от стоимости неоплаченных работ</w:t>
-      </w:r>
-      <w:r>
-        <w:t xml:space="preserve">, но не более </w:t>
-      </w:r>
-      <w:r>
-        <w:t xml:space="preserve">20 (двадцать) процентов от цены Договора</w:t>
-      </w:r>
-      <w:r>
-        <w:t xml:space="preserve">. Предельный размер ответственности: </w:t>
-      </w:r>
-      <w:r>
-        <w:t xml:space="preserve">1/150 ключевой ставки ЦБ РФ за каждый день просрочки</w:t>
-      </w:r>
-      <w:r>
-        <w:t xml:space="preserve">.</w:t>
-      </w:r>
-    </w:p>
-    <w:p>
-      <w:r>
-        <w:t xml:space="preserve">4.3. </w:t>
-      </w:r>
-      <w:r>
-        <w:t xml:space="preserve">Стороны освобождаются от ответственности при наступлении обстоятельств непреодолимой силы, если они прямо повлияли на исполнение обязательств.</w:t>
-      </w:r>
-    </w:p>
-    <w:p>
-      <w:r>
-        <w:t xml:space="preserve">4.4. </w:t>
-      </w:r>
-      <w:r>
-        <w:t xml:space="preserve">Сторона, для которой создалась невозможность исполнения, обязана уведомить другую Сторону. Срок уведомления — </w:t>
-      </w:r>
-      <w:r>
-        <w:t xml:space="preserve">в течение 7 рабочих дней с момента заключения контракта</w:t>
-      </w:r>
-      <w:r>
-        <w:t xml:space="preserve">.</w:t>
-      </w:r>
-    </w:p>
-    <w:p>
-      <w:r>
-        <w:t xml:space="preserve">4.5. </w:t>
-      </w:r>
-      <w:r>
-        <w:t xml:space="preserve">Все споры и разногласия решаются путём переговоров. Претензионный порядок обязателен, срок ответа на претензию — </w:t>
-      </w:r>
-      <w:r>
-        <w:t xml:space="preserve">в течение 45 (Сорока пяти) дней с момента выставления счета</w:t>
-      </w:r>
-      <w:r>
-        <w:t xml:space="preserve">.</w:t>
-      </w:r>
-    </w:p>
-    <w:p/>
-    <w:p/>
-    <w:p/>
-    <w:p>
-      <w:r>
-        <w:rPr>
-          <w:b/>
-        </w:rPr>
-        <w:t xml:space="preserve">9. КОНТРОЛЬНЫЕ ВЕЛИЧИНЫ</w:t>
-      </w:r>
-    </w:p>
-    <w:p>
-      <w:r>
-        <w:t xml:space="preserve">9.1. Контрольная запись: </w:t>
-      </w:r>
-      <w:r>
-        <w:rPr>
-          <w:b/>
-        </w:rPr>
-        <w:t xml:space="preserve">1/1</w:t>
-      </w:r>
-      <w:r>
-        <w:t xml:space="preserve">30 ключевой ставки ЦБ РФ годовых</w:t>
-      </w:r>
-      <w:r>
-        <w:t xml:space="preserve">.</w:t>
-      </w:r>
-    </w:p>
-    <w:p>
-      <w:r>
-        <w:t xml:space="preserve">9.2. Контрольная запись: </w:t>
-      </w:r>
-      <w:r>
-        <w:rPr>
-          <w:b/>
-        </w:rPr>
-        <w:t xml:space="preserve">не позднее 04.02.20</w:t>
-      </w:r>
-      <w:r>
-        <w:t xml:space="preserve">26</w:t>
-      </w:r>
-      <w:r>
-        <w:t xml:space="preserve">.</w:t>
-      </w:r>
-    </w:p>
-    <w:p>
-      <w:r>
-        <w:t xml:space="preserve">9.3. Контрольная запись: </w:t>
-      </w:r>
-      <w:r>
-        <w:rPr>
-          <w:b/>
-        </w:rPr>
-        <w:t xml:space="preserve">21</w:t>
-      </w:r>
-      <w:r>
-        <w:t xml:space="preserve">368/252-сс</w:t>
-      </w:r>
-      <w:r>
-        <w:t xml:space="preserve">.</w:t>
-      </w:r>
-    </w:p>
-    <w:p>
-      <w:r>
-        <w:t xml:space="preserve">9.4. Контрольная запись: </w:t>
-      </w:r>
-      <w:r>
-        <w:t xml:space="preserve">б2000О (шестьсот двадцать тысяч) рублей 0 коп.</w:t>
-      </w:r>
-      <w:r>
-        <w:t xml:space="preserve">.</w:t>
-      </w:r>
-    </w:p>
-    <w:p/>
-    <w:p>
-      <w:r>
-        <w:rPr>
-          <w:b/>
-        </w:rPr>
-        <w:t xml:space="preserve">РЕКВИЗИТЫ И ПОДПИСИ СТОРОН</w:t>
-      </w:r>
-    </w:p>
-    <w:p/>
+    <w:p>
+      <w:r>
+        <w:t xml:space="preserve">2.5. </w:t>
+      </w:r>
+      <w:r>
+        <w:t xml:space="preserve">Товар маркирован штрихкодом </w:t>
+      </w:r>
+      <w:r>
+        <w:t xml:space="preserve">4604233173581</w:t>
+      </w:r>
+      <w:r>
+        <w:t xml:space="preserve">. Код контрагента по ОКПО — </w:t>
+      </w:r>
+      <w:r>
+        <w:t xml:space="preserve">9235424627</w:t>
+      </w:r>
+      <w:r>
+        <w:t xml:space="preserve">. Оборудование учтено под инвентарным номером </w:t>
+      </w:r>
+      <w:r>
+        <w:t xml:space="preserve">044320917</w:t>
+      </w:r>
+      <w:r>
+        <w:t xml:space="preserve">, складской позиции присвоен номер </w:t>
+      </w:r>
+      <w:r>
+        <w:t xml:space="preserve">965385615</w:t>
+      </w:r>
+      <w:r>
+        <w:t xml:space="preserve">.</w:t>
+      </w:r>
+    </w:p>
+    <w:p>
+      <w:r>
+        <w:t xml:space="preserve">2.6. </w:t>
+      </w:r>
+      <w:r>
+        <w:t xml:space="preserve">Оплата по счёту-фактуре на КБК </w:t>
+      </w:r>
+      <w:r>
+        <w:t xml:space="preserve">18210101011011000113</w:t>
+      </w:r>
+      <w:r>
+        <w:t xml:space="preserve">. ИНН не присвоен, регистрационный № </w:t>
+      </w:r>
+      <w:r>
+        <w:t xml:space="preserve">5487742919</w:t>
+      </w:r>
+      <w:r>
+        <w:t xml:space="preserve">. ИНН не присвоен, платёжный документ № </w:t>
+      </w:r>
+      <w:r>
+        <w:t xml:space="preserve">724759491818</w:t>
+      </w:r>
+      <w:r>
+        <w:t xml:space="preserve">. Заказчик действует в лице </w:t>
+      </w:r>
+      <w:r>
+        <w:t xml:space="preserve">уполномоченного представителя</w:t>
+      </w:r>
+      <w:r>
+        <w:t xml:space="preserve">, назначаемого приказом.</w:t>
+      </w:r>
+    </w:p>
+    <w:p>
+      <w:r>
+        <w:t xml:space="preserve">2.7. </w:t>
+      </w:r>
+      <w:r>
+        <w:t xml:space="preserve">Массовая доля влаги в товаре — </w:t>
+      </w:r>
+      <w:r>
+        <w:t xml:space="preserve">не более 10 %</w:t>
+      </w:r>
+      <w:r>
+        <w:t xml:space="preserve">. Товар подлежит хранению </w:t>
+      </w:r>
+      <w:r>
+        <w:t xml:space="preserve">в течение 48 часов</w:t>
+      </w:r>
+      <w:r>
+        <w:t xml:space="preserve"> при температуре не выше +4 °C. Срок исковой давности по требованиям, вытекающим из Договора, составляет </w:t>
+      </w:r>
+      <w:r>
+        <w:t xml:space="preserve">в течение трёх лет</w:t>
+      </w:r>
+      <w:r>
+        <w:t xml:space="preserve">, как установлено статьёй 196 Гражданского кодекса Российской Федерации. Обработка данных ведётся согласно Федеральному закону от 27.07.2006 № 152-ФЗ </w:t>
+      </w:r>
+      <w:r>
+        <w:t xml:space="preserve">«О персональных данных»</w:t>
+      </w:r>
+      <w:r>
+        <w:t xml:space="preserve">. Товар поставляется под маркой </w:t>
+      </w:r>
+      <w:r>
+        <w:t xml:space="preserve">«Стандарт»</w:t>
+      </w:r>
+      <w:r>
+        <w:t xml:space="preserve">. Влажность определяется </w:t>
+      </w:r>
+      <w:r>
+        <w:t xml:space="preserve">по методу Кьельдаля</w:t>
+      </w:r>
+      <w:r>
+        <w:t xml:space="preserve">. Споры передаются на рассмотрение в Арбитражный суд </w:t>
+      </w:r>
+      <w:r>
+        <w:t xml:space="preserve">города Москвы</w:t>
+      </w:r>
+      <w:r>
+        <w:t xml:space="preserve">.</w:t>
+      </w:r>
+    </w:p>
     <w:tbl>
       <w:tblPr>
         <w:tblW w:w="9360" w:type="dxa"/>
@@ -546,103 +450,7 @@
           </w:tcPr>
           <w:p>
             <w:r>
-              <w:rPr>
-                <w:b/>
-              </w:rPr>
-              <w:t xml:space="preserve">Исполнитель:</w:t>
-            </w:r>
-          </w:p>
-          <w:p>
-            <w:r>
-              <w:t xml:space="preserve">ООО «Василёк»</w:t>
-            </w:r>
-          </w:p>
-          <w:p>
-            <w:r>
-              <w:t xml:space="preserve">Юридический адрес: </w:t>
-            </w:r>
-            <w:r>
-              <w:t xml:space="preserve">344002, г. Ростов-на-Дону, бул. Садовая, д. 89, кв. 148</w:t>
-            </w:r>
-          </w:p>
-          <w:p>
-            <w:r>
-              <w:t xml:space="preserve">Почтовый адрес: </w:t>
-            </w:r>
-            <w:r>
-              <w:t xml:space="preserve">344002, г. Ростов-на-Дону, бул. Мира, д. 67, кв. 158</w:t>
-            </w:r>
-          </w:p>
-          <w:p>
-            <w:r>
-              <w:t xml:space="preserve">ИНН </w:t>
-            </w:r>
-            <w:r>
-              <w:t xml:space="preserve">3657524119</w:t>
-            </w:r>
-            <w:r>
-              <w:t xml:space="preserve"> КПП </w:t>
-            </w:r>
-            <w:r>
-              <w:t xml:space="preserve">654672671</w:t>
-            </w:r>
-          </w:p>
-          <w:p>
-            <w:r>
-              <w:t xml:space="preserve">ОГРН </w:t>
-            </w:r>
-            <w:r>
-              <w:t xml:space="preserve">1394118094006</w:t>
-            </w:r>
-          </w:p>
-          <w:p>
-            <w:r>
-              <w:t xml:space="preserve">р/с </w:t>
-            </w:r>
-            <w:r>
-              <w:t xml:space="preserve">40702810952565350269</w:t>
-            </w:r>
-            <w:r>
-              <w:t xml:space="preserve"> в ПАО Сбербанк</w:t>
-            </w:r>
-          </w:p>
-          <w:p>
-            <w:r>
-              <w:t xml:space="preserve">к/с </w:t>
-            </w:r>
-            <w:r>
-              <w:t xml:space="preserve">30101810400000000225</w:t>
-            </w:r>
-            <w:r>
-              <w:t xml:space="preserve"> БИК </w:t>
-            </w:r>
-            <w:r>
-              <w:t xml:space="preserve">044525225</w:t>
-            </w:r>
-          </w:p>
-          <w:p>
-            <w:r>
-              <w:t xml:space="preserve">Тел.: </w:t>
-            </w:r>
-            <w:r>
-              <w:t xml:space="preserve">+74957672955</w:t>
-            </w:r>
-          </w:p>
-          <w:p>
-            <w:r>
-              <w:t xml:space="preserve">E-mail: </w:t>
-            </w:r>
-            <w:r>
-              <w:t xml:space="preserve">zaycev@corp-tehno.ru</w:t>
-            </w:r>
-          </w:p>
-          <w:p/>
-          <w:p>
-            <w:r>
-              <w:t xml:space="preserve">Директор ______________ </w:t>
-            </w:r>
-            <w:r>
-              <w:t xml:space="preserve">А. П. Зайцев</w:t>
+              <w:t xml:space="preserve">8</w:t>
             </w:r>
           </w:p>
         </w:tc>
@@ -652,6 +460,351 @@
           </w:tcPr>
           <w:p>
             <w:r>
+              <w:t xml:space="preserve">3418318810</w:t>
+            </w:r>
+          </w:p>
+        </w:tc>
+      </w:tr>
+    </w:tbl>
+    <w:p/>
+    <w:p>
+      <w:r>
+        <w:rPr>
+          <w:b/>
+        </w:rPr>
+        <w:t xml:space="preserve">3. МЕСТО И СРОКИ ИСПОЛНЕНИЯ</w:t>
+      </w:r>
+    </w:p>
+    <w:p>
+      <w:r>
+        <w:t xml:space="preserve">3.1. Место исполнения обязательств: </w:t>
+      </w:r>
+      <w:r>
+        <w:t xml:space="preserve">344002, г. Ростов-на-Дону, ул. Гагарина, д. 13, кв. 157</w:t>
+      </w:r>
+      <w:r>
+        <w:t xml:space="preserve">.</w:t>
+      </w:r>
+    </w:p>
+    <w:p>
+      <w:r>
+        <w:t xml:space="preserve">3.2. Уведомления направляются </w:t>
+      </w:r>
+      <w:r>
+        <w:t xml:space="preserve">Иванову Роману Алексеевичу</w:t>
+      </w:r>
+      <w:r>
+        <w:t xml:space="preserve"> по телефону </w:t>
+      </w:r>
+      <w:r>
+        <w:t xml:space="preserve">8-495-351-86-15</w:t>
+      </w:r>
+      <w:r>
+        <w:t xml:space="preserve">.</w:t>
+      </w:r>
+    </w:p>
+    <w:p>
+      <w:r>
+        <w:t xml:space="preserve">3.3. Срок исполнения обязательств — </w:t>
+      </w:r>
+      <w:r>
+        <w:t xml:space="preserve">не позднее 09.01.2026</w:t>
+      </w:r>
+      <w:r>
+        <w:t xml:space="preserve">.</w:t>
+      </w:r>
+    </w:p>
+    <w:p/>
+    <w:p>
+      <w:r>
+        <w:rPr>
+          <w:b/>
+        </w:rPr>
+        <w:t xml:space="preserve">4. ПРОЧИЕ УСЛОВИЯ</w:t>
+      </w:r>
+    </w:p>
+    <w:p>
+      <w:r>
+        <w:t xml:space="preserve">4.1. </w:t>
+      </w:r>
+      <w:r>
+        <w:t xml:space="preserve">Стороны несут ответственность за неисполнение или ненадлежащее исполнение обязательств в соответствии с законодательством Российской Федерации.</w:t>
+      </w:r>
+    </w:p>
+    <w:p>
+      <w:r>
+        <w:t xml:space="preserve">4.2. </w:t>
+      </w:r>
+      <w:r>
+        <w:t xml:space="preserve">Размер неустойки за нарушение сроков оплаты: </w:t>
+      </w:r>
+      <w:r>
+        <w:t xml:space="preserve">10 (десять) процентов от стоимости неоплаченных работ</w:t>
+      </w:r>
+      <w:r>
+        <w:t xml:space="preserve">, но не более </w:t>
+      </w:r>
+      <w:r>
+        <w:t xml:space="preserve">10 (десять) процентов от цены Договора</w:t>
+      </w:r>
+      <w:r>
+        <w:t xml:space="preserve">. Предельный размер ответственности: </w:t>
+      </w:r>
+      <w:r>
+        <w:t xml:space="preserve">1/150 ключевой ставки ЦБ РФ за каждый день просрочки</w:t>
+      </w:r>
+      <w:r>
+        <w:t xml:space="preserve">.</w:t>
+      </w:r>
+    </w:p>
+    <w:p>
+      <w:r>
+        <w:t xml:space="preserve">4.3. </w:t>
+      </w:r>
+      <w:r>
+        <w:t xml:space="preserve">Стороны освобождаются от ответственности при наступлении обстоятельств непреодолимой силы, если они прямо повлияли на исполнение обязательств.</w:t>
+      </w:r>
+    </w:p>
+    <w:p>
+      <w:r>
+        <w:t xml:space="preserve">4.4. </w:t>
+      </w:r>
+      <w:r>
+        <w:t xml:space="preserve">Сторона, для которой создалась невозможность исполнения, обязана уведомить другую Сторону. Срок уведомления — </w:t>
+      </w:r>
+      <w:r>
+        <w:t xml:space="preserve">в течение 7 рабочих дней с момента заключения контракта</w:t>
+      </w:r>
+      <w:r>
+        <w:t xml:space="preserve">.</w:t>
+      </w:r>
+    </w:p>
+    <w:p>
+      <w:r>
+        <w:t xml:space="preserve">4.5. </w:t>
+      </w:r>
+      <w:r>
+        <w:t xml:space="preserve">Все споры и разногласия решаются путём переговоров. Претензионный порядок обязателен, срок ответа на претензию — </w:t>
+      </w:r>
+      <w:r>
+        <w:t xml:space="preserve">в течение 45 (Сорока пяти) дней с момента выставления счета</w:t>
+      </w:r>
+      <w:r>
+        <w:t xml:space="preserve">.</w:t>
+      </w:r>
+    </w:p>
+    <w:p/>
+    <w:p/>
+    <w:p/>
+    <w:p>
+      <w:r>
+        <w:rPr>
+          <w:b/>
+        </w:rPr>
+        <w:t xml:space="preserve">9. КОНТРОЛЬНЫЕ ВЕЛИЧИНЫ</w:t>
+      </w:r>
+    </w:p>
+    <w:p>
+      <w:r>
+        <w:t xml:space="preserve">9.1. Контрольная запись: </w:t>
+      </w:r>
+      <w:r>
+        <w:rPr>
+          <w:b/>
+        </w:rPr>
+        <w:t xml:space="preserve">1/1</w:t>
+      </w:r>
+      <w:r>
+        <w:t xml:space="preserve">30 ключевой ставки ЦБ РФ годовых</w:t>
+      </w:r>
+      <w:r>
+        <w:t xml:space="preserve">.</w:t>
+      </w:r>
+    </w:p>
+    <w:p>
+      <w:r>
+        <w:t xml:space="preserve">9.2. Контрольная запись: </w:t>
+      </w:r>
+      <w:r>
+        <w:rPr>
+          <w:b/>
+        </w:rPr>
+        <w:t xml:space="preserve">не позднее 27.07.20</w:t>
+      </w:r>
+      <w:r>
+        <w:t xml:space="preserve">26</w:t>
+      </w:r>
+      <w:r>
+        <w:t xml:space="preserve">.</w:t>
+      </w:r>
+    </w:p>
+    <w:p>
+      <w:r>
+        <w:t xml:space="preserve">9.3. Контрольная запись: </w:t>
+      </w:r>
+      <w:r>
+        <w:rPr>
+          <w:b/>
+        </w:rPr>
+        <w:t xml:space="preserve">42</w:t>
+      </w:r>
+      <w:r>
+        <w:t xml:space="preserve">231/683-сс</w:t>
+      </w:r>
+      <w:r>
+        <w:t xml:space="preserve">.</w:t>
+      </w:r>
+    </w:p>
+    <w:p>
+      <w:r>
+        <w:t xml:space="preserve">9.4. Контрольная запись: </w:t>
+      </w:r>
+      <w:r>
+        <w:t xml:space="preserve">4І9ОО0 (четыреста девятнадцать тысяч) рублей 0 коп.</w:t>
+      </w:r>
+      <w:r>
+        <w:t xml:space="preserve">.</w:t>
+      </w:r>
+    </w:p>
+    <w:p/>
+    <w:p>
+      <w:r>
+        <w:rPr>
+          <w:b/>
+        </w:rPr>
+        <w:t xml:space="preserve">РЕКВИЗИТЫ И ПОДПИСИ СТОРОН</w:t>
+      </w:r>
+    </w:p>
+    <w:p/>
+    <w:tbl>
+      <w:tblPr>
+        <w:tblW w:w="9360" w:type="dxa"/>
+        <w:tblBorders>
+          <w:top w:val="single" w:sz="4" w:color="auto"/>
+          <w:left w:val="single" w:sz="4" w:color="auto"/>
+          <w:bottom w:val="single" w:sz="4" w:color="auto"/>
+          <w:right w:val="single" w:sz="4" w:color="auto"/>
+          <w:insideH w:val="single" w:sz="4" w:color="auto"/>
+          <w:insideV w:val="single" w:sz="4" w:color="auto"/>
+        </w:tblBorders>
+      </w:tblPr>
+      <w:tblGrid>
+        <w:gridCol w:w="4680"/>
+        <w:gridCol w:w="4680"/>
+      </w:tblGrid>
+      <w:tr>
+        <w:tc>
+          <w:tcPr>
+            <w:tcW w:w="4680" w:type="dxa"/>
+          </w:tcPr>
+          <w:p>
+            <w:r>
+              <w:rPr>
+                <w:b/>
+              </w:rPr>
+              <w:t xml:space="preserve">Исполнитель:</w:t>
+            </w:r>
+          </w:p>
+          <w:p>
+            <w:r>
+              <w:t xml:space="preserve">ООО «Василёк»</w:t>
+            </w:r>
+          </w:p>
+          <w:p>
+            <w:r>
+              <w:t xml:space="preserve">Юридический адрес: </w:t>
+            </w:r>
+            <w:r>
+              <w:t xml:space="preserve">443010, г. Самара, проезд Строителей, д. 21, кв. 70</w:t>
+            </w:r>
+          </w:p>
+          <w:p>
+            <w:r>
+              <w:t xml:space="preserve">Почтовый адрес: </w:t>
+            </w:r>
+            <w:r>
+              <w:t xml:space="preserve">630099, г. Новосибирск, наб. Кутузовский, д. 6, кв. 12</w:t>
+            </w:r>
+          </w:p>
+          <w:p>
+            <w:r>
+              <w:t xml:space="preserve">ИНН </w:t>
+            </w:r>
+            <w:r>
+              <w:t xml:space="preserve">3657524119</w:t>
+            </w:r>
+            <w:r>
+              <w:t xml:space="preserve"> КПП </w:t>
+            </w:r>
+            <w:r>
+              <w:t xml:space="preserve">654672671</w:t>
+            </w:r>
+          </w:p>
+          <w:p>
+            <w:r>
+              <w:t xml:space="preserve">ОГРН </w:t>
+            </w:r>
+            <w:r>
+              <w:t xml:space="preserve">1394118094006</w:t>
+            </w:r>
+          </w:p>
+          <w:p>
+            <w:r>
+              <w:t xml:space="preserve">р/с </w:t>
+            </w:r>
+            <w:r>
+              <w:t xml:space="preserve">40702810952565350269</w:t>
+            </w:r>
+            <w:r>
+              <w:t xml:space="preserve"> в ПАО Сбербанк</w:t>
+            </w:r>
+          </w:p>
+          <w:p>
+            <w:r>
+              <w:t xml:space="preserve">к/с </w:t>
+            </w:r>
+            <w:r>
+              <w:t xml:space="preserve">30101810400000000225</w:t>
+            </w:r>
+            <w:r>
+              <w:t xml:space="preserve"> БИК </w:t>
+            </w:r>
+            <w:r>
+              <w:t xml:space="preserve">044525225</w:t>
+            </w:r>
+          </w:p>
+          <w:p>
+            <w:r>
+              <w:t xml:space="preserve">Тел.: </w:t>
+            </w:r>
+            <w:r>
+              <w:t xml:space="preserve">+78123344560</w:t>
+            </w:r>
+          </w:p>
+          <w:p>
+            <w:r>
+              <w:t xml:space="preserve">E-mail: </w:t>
+            </w:r>
+            <w:r>
+              <w:t xml:space="preserve">zaycev@inbox.ru</w:t>
+            </w:r>
+          </w:p>
+          <w:p/>
+          <w:p>
+            <w:r>
+              <w:t xml:space="preserve">Директор ______________ </w:t>
+            </w:r>
+            <w:r>
+              <w:t xml:space="preserve">А. П. Зайцев</w:t>
+            </w:r>
+          </w:p>
+        </w:tc>
+        <w:tc>
+          <w:tcPr>
+            <w:tcW w:w="4680" w:type="dxa"/>
+          </w:tcPr>
+          <w:p>
+            <w:r>
               <w:rPr>
                 <w:b/>
               </w:rPr>
@@ -671,7 +824,7 @@
               <w:t xml:space="preserve">Адрес регистрации: </w:t>
             </w:r>
             <w:r>
-              <w:t xml:space="preserve">141300, г. Сергиев Посад, наб. Тверская, д. 77, кв. 176</w:t>
+              <w:t xml:space="preserve">620014, г. Екатеринбург, бул. Космонавтов, д. 67, кв. 165</w:t>
             </w:r>
           </w:p>
           <w:p>
@@ -710,7 +863,7 @@
               <w:t xml:space="preserve">Тел.: </w:t>
             </w:r>
             <w:r>
-              <w:t xml:space="preserve">+7 (843) 895-30-44 доб. 242</w:t>
+              <w:t xml:space="preserve">+7 (846) 464-97-52 доб. 320</w:t>
             </w:r>
           </w:p>
           <w:p>
@@ -718,7 +871,7 @@
               <w:t xml:space="preserve">E-mail: </w:t>
             </w:r>
             <w:r>
-              <w:t xml:space="preserve">ivanov@sibtrans.ru</w:t>
+              <w:t xml:space="preserve">ivanov@mail.ru</w:t>
             </w:r>
           </w:p>
           <w:p/>
@@ -753,7 +906,7 @@
         <w:t xml:space="preserve">Адрес склада грузополучателя: </w:t>
       </w:r>
       <w:r>
-        <w:t xml:space="preserve">630099, г. Новосибирск, наб. Кутузовский, д. 6, кв. 12</w:t>
+        <w:t xml:space="preserve">190000, г. Санкт-Петербург, пер. Строителей, д. 78, кв. 102</w:t>
       </w:r>
       <w:r>
         <w:t xml:space="preserve">.</w:t>
@@ -764,7 +917,7 @@
         <w:t xml:space="preserve">Кладовщик: </w:t>
       </w:r>
       <w:r>
-        <w:t xml:space="preserve">Зайцева Ольга Дмитриевна</w:t>
+        <w:t xml:space="preserve">Волкова Ольга Николаевна</w:t>
       </w:r>
     </w:p>
     <w:p>
@@ -772,13 +925,13 @@
         <w:t xml:space="preserve">Тел. склада: </w:t>
       </w:r>
       <w:r>
-        <w:t xml:space="preserve">+78435316966</w:t>
+        <w:t xml:space="preserve">8(843)1822221</w:t>
       </w:r>
     </w:p>
     <w:p>
       <w:r>
         <w:pict>
-          <v:shape id="tb3108" type="#_x0000_t202" style="position:absolute;margin-left:0;margin-top:0;width:400pt;height:40pt">
+          <v:shape id="tb5768" type="#_x0000_t202" style="position:absolute;margin-left:0;margin-top:0;width:400pt;height:40pt">
             <v:textbox>
               <w:txbxContent>
                 <w:p>
@@ -786,13 +939,13 @@
                     <w:t xml:space="preserve">ВНИМАНИЕ! Бухгалтерия: </w:t>
                   </w:r>
                   <w:r>
-                    <w:t xml:space="preserve">Волкова Ольга Петровна</w:t>
+                    <w:t xml:space="preserve">Никитина Ольга Владимировна</w:t>
                   </w:r>
                   <w:r>
                     <w:t xml:space="preserve">, </w:t>
                   </w:r>
                   <w:r>
-                    <w:t xml:space="preserve">+7 (495) 535-57-87 доб. 507</w:t>
+                    <w:t xml:space="preserve">+7 (499) 378-54-91 доб. 806</w:t>
                   </w:r>
                 </w:p>
               </w:txbxContent>

--- a/tests/corpus_v2/docs/services_0010.docx
+++ b/tests/corpus_v2/docs/services_0010.docx
@@ -42,13 +42,13 @@
     <w:p/>
     <w:p>
       <w:r>
-        <w:t xml:space="preserve">ООО «Василёк»</w:t>
+        <w:t xml:space="preserve">ООО «Смирнов»</w:t>
       </w:r>
       <w:r>
         <w:t xml:space="preserve">, именуемое в дальнейшем «Исполнитель», в лице генерального директора </w:t>
       </w:r>
       <w:r>
-        <w:t xml:space="preserve">Зайцева Алексея Павловича</w:t>
+        <w:t xml:space="preserve">Сорокы Дарьи Павловны</w:t>
       </w:r>
       <w:r>
         <w:t xml:space="preserve">, действующего на основании </w:t>
@@ -63,7 +63,7 @@
         <w:t xml:space="preserve">ИП </w:t>
       </w:r>
       <w:r>
-        <w:t xml:space="preserve">Иванов Роман Алексеевич</w:t>
+        <w:t xml:space="preserve">Комаров Алексей Юрьевич</w:t>
       </w:r>
       <w:r>
         <w:t xml:space="preserve">, ИНН </w:t>
@@ -480,7 +480,7 @@
         <w:t xml:space="preserve">3.1. Место исполнения обязательств: </w:t>
       </w:r>
       <w:r>
-        <w:t xml:space="preserve">344002, г. Ростов-на-Дону, ул. Гагарина, д. 13, кв. 157</w:t>
+        <w:t xml:space="preserve">а/я 35, г. Тверь, 170100</w:t>
       </w:r>
       <w:r>
         <w:t xml:space="preserve">.</w:t>
@@ -491,13 +491,13 @@
         <w:t xml:space="preserve">3.2. Уведомления направляются </w:t>
       </w:r>
       <w:r>
-        <w:t xml:space="preserve">Иванову Роману Алексеевичу</w:t>
+        <w:t xml:space="preserve">Комарову Алексею Юрьевичу</w:t>
       </w:r>
       <w:r>
         <w:t xml:space="preserve"> по телефону </w:t>
       </w:r>
       <w:r>
-        <w:t xml:space="preserve">8-495-351-86-15</w:t>
+        <w:t xml:space="preserve">+7 (495) 351-86-15</w:t>
       </w:r>
       <w:r>
         <w:t xml:space="preserve">.</w:t>
@@ -707,7 +707,7 @@
           </w:p>
           <w:p>
             <w:r>
-              <w:t xml:space="preserve">ООО «Василёк»</w:t>
+              <w:t xml:space="preserve">ООО «Смирнов»</w:t>
             </w:r>
           </w:p>
           <w:p>
@@ -715,7 +715,7 @@
               <w:t xml:space="preserve">Юридический адрес: </w:t>
             </w:r>
             <w:r>
-              <w:t xml:space="preserve">443010, г. Самара, проезд Строителей, д. 21, кв. 70</w:t>
+              <w:t xml:space="preserve">а/я 58, г. Красногорск, 143400</w:t>
             </w:r>
           </w:p>
           <w:p>
@@ -723,7 +723,7 @@
               <w:t xml:space="preserve">Почтовый адрес: </w:t>
             </w:r>
             <w:r>
-              <w:t xml:space="preserve">630099, г. Новосибирск, наб. Кутузовский, д. 6, кв. 12</w:t>
+              <w:t xml:space="preserve">а/я 36, г. Москва, 101000</w:t>
             </w:r>
           </w:p>
           <w:p>
@@ -778,7 +778,7 @@
               <w:t xml:space="preserve">Тел.: </w:t>
             </w:r>
             <w:r>
-              <w:t xml:space="preserve">+78123344560</w:t>
+              <w:t xml:space="preserve">+7 (843) 497-63-69</w:t>
             </w:r>
           </w:p>
           <w:p>
@@ -786,7 +786,7 @@
               <w:t xml:space="preserve">E-mail: </w:t>
             </w:r>
             <w:r>
-              <w:t xml:space="preserve">zaycev@inbox.ru</w:t>
+              <w:t xml:space="preserve">soroka@sibtrans.ru</w:t>
             </w:r>
           </w:p>
           <w:p/>
@@ -795,7 +795,7 @@
               <w:t xml:space="preserve">Директор ______________ </w:t>
             </w:r>
             <w:r>
-              <w:t xml:space="preserve">А. П. Зайцев</w:t>
+              <w:t xml:space="preserve">Д. П. Сорока</w:t>
             </w:r>
           </w:p>
         </w:tc>
@@ -816,7 +816,7 @@
               <w:t xml:space="preserve">Индивидуальный предприниматель </w:t>
             </w:r>
             <w:r>
-              <w:t xml:space="preserve">Иванов Роман Алексеевич</w:t>
+              <w:t xml:space="preserve">Комаров Алексей Юрьевич</w:t>
             </w:r>
           </w:p>
           <w:p>
@@ -824,7 +824,7 @@
               <w:t xml:space="preserve">Адрес регистрации: </w:t>
             </w:r>
             <w:r>
-              <w:t xml:space="preserve">620014, г. Екатеринбург, бул. Космонавтов, д. 67, кв. 165</w:t>
+              <w:t xml:space="preserve">а/я 14, г. Воронеж, 394000</w:t>
             </w:r>
           </w:p>
           <w:p>
@@ -863,7 +863,7 @@
               <w:t xml:space="preserve">Тел.: </w:t>
             </w:r>
             <w:r>
-              <w:t xml:space="preserve">+7 (846) 464-97-52 доб. 320</w:t>
+              <w:t xml:space="preserve">+7 (843) 477-87-60</w:t>
             </w:r>
           </w:p>
           <w:p>
@@ -871,7 +871,7 @@
               <w:t xml:space="preserve">E-mail: </w:t>
             </w:r>
             <w:r>
-              <w:t xml:space="preserve">ivanov@mail.ru</w:t>
+              <w:t xml:space="preserve">komarov@sibtrans.ru</w:t>
             </w:r>
           </w:p>
           <w:p/>
@@ -880,58 +880,16 @@
               <w:t xml:space="preserve">ИП ______________ </w:t>
             </w:r>
             <w:r>
-              <w:t xml:space="preserve">Иванов Р. А.</w:t>
+              <w:t xml:space="preserve">Комаров А. Ю.</w:t>
             </w:r>
           </w:p>
         </w:tc>
       </w:tr>
     </w:tbl>
-    <w:p/>
-    <w:p>
-      <w:r>
-        <w:rPr>
-          <w:b/>
-        </w:rPr>
-        <w:t xml:space="preserve">ПРИЛОЖЕНИЕ № 1</w:t>
-      </w:r>
-      <w:r>
-        <w:rPr>
-          <w:b/>
-        </w:rPr>
-        <w:t xml:space="preserve"> к Договору</w:t>
-      </w:r>
-    </w:p>
-    <w:p>
-      <w:r>
-        <w:t xml:space="preserve">Адрес склада грузополучателя: </w:t>
-      </w:r>
-      <w:r>
-        <w:t xml:space="preserve">190000, г. Санкт-Петербург, пер. Строителей, д. 78, кв. 102</w:t>
-      </w:r>
-      <w:r>
-        <w:t xml:space="preserve">.</w:t>
-      </w:r>
-    </w:p>
-    <w:p>
-      <w:r>
-        <w:t xml:space="preserve">Кладовщик: </w:t>
-      </w:r>
-      <w:r>
-        <w:t xml:space="preserve">Волкова Ольга Николаевна</w:t>
-      </w:r>
-    </w:p>
-    <w:p>
-      <w:r>
-        <w:t xml:space="preserve">Тел. склада: </w:t>
-      </w:r>
-      <w:r>
-        <w:t xml:space="preserve">8(843)1822221</w:t>
-      </w:r>
-    </w:p>
     <w:p>
       <w:r>
         <w:pict>
-          <v:shape id="tb5768" type="#_x0000_t202" style="position:absolute;margin-left:0;margin-top:0;width:400pt;height:40pt">
+          <v:shape id="tb4379" type="#_x0000_t202" style="position:absolute;margin-left:0;margin-top:0;width:400pt;height:40pt">
             <v:textbox>
               <w:txbxContent>
                 <w:p>
@@ -939,13 +897,13 @@
                     <w:t xml:space="preserve">ВНИМАНИЕ! Бухгалтерия: </w:t>
                   </w:r>
                   <w:r>
-                    <w:t xml:space="preserve">Никитина Ольга Владимировна</w:t>
+                    <w:t xml:space="preserve">Лебедева Ирина Алексеевна</w:t>
                   </w:r>
                   <w:r>
                     <w:t xml:space="preserve">, </w:t>
                   </w:r>
                   <w:r>
-                    <w:t xml:space="preserve">+7 (499) 378-54-91 доб. 806</w:t>
+                    <w:t xml:space="preserve">+7 (843) 182-22-21 доб. 613</w:t>
                   </w:r>
                 </w:p>
               </w:txbxContent>
@@ -965,7 +923,7 @@
         <w:t xml:space="preserve">Исполнитель: _______________ /</w:t>
       </w:r>
       <w:r>
-        <w:t xml:space="preserve">Зайцев А. П.</w:t>
+        <w:t xml:space="preserve">Сорока Д. П.</w:t>
       </w:r>
       <w:r>
         <w:t xml:space="preserve">/</w:t>
@@ -976,7 +934,7 @@
         <w:t xml:space="preserve">Заказчик: _______________ /</w:t>
       </w:r>
       <w:r>
-        <w:t xml:space="preserve">Иванов Р. А.</w:t>
+        <w:t xml:space="preserve">Комаров А. Ю.</w:t>
       </w:r>
       <w:r>
         <w:t xml:space="preserve">/</w:t>

--- a/tests/corpus_v2/docs/services_0010.docx
+++ b/tests/corpus_v2/docs/services_0010.docx
@@ -466,216 +466,34 @@
         </w:tc>
       </w:tr>
     </w:tbl>
-    <w:p/>
-    <w:p>
-      <w:r>
-        <w:rPr>
-          <w:b/>
-        </w:rPr>
-        <w:t xml:space="preserve">3. МЕСТО И СРОКИ ИСПОЛНЕНИЯ</w:t>
-      </w:r>
-    </w:p>
-    <w:p>
-      <w:r>
-        <w:t xml:space="preserve">3.1. Место исполнения обязательств: </w:t>
-      </w:r>
-      <w:r>
-        <w:t xml:space="preserve">а/я 35, г. Тверь, 170100</w:t>
-      </w:r>
-      <w:r>
-        <w:t xml:space="preserve">.</w:t>
-      </w:r>
-    </w:p>
-    <w:p>
-      <w:r>
-        <w:t xml:space="preserve">3.2. Уведомления направляются </w:t>
-      </w:r>
-      <w:r>
-        <w:t xml:space="preserve">Комарову Алексею Юрьевичу</w:t>
-      </w:r>
-      <w:r>
-        <w:t xml:space="preserve"> по телефону </w:t>
-      </w:r>
-      <w:r>
-        <w:t xml:space="preserve">+7 (495) 351-86-15</w:t>
-      </w:r>
-      <w:r>
-        <w:t xml:space="preserve">.</w:t>
-      </w:r>
-    </w:p>
-    <w:p>
-      <w:r>
-        <w:t xml:space="preserve">3.3. Срок исполнения обязательств — </w:t>
-      </w:r>
-      <w:r>
-        <w:t xml:space="preserve">не позднее 09.01.2026</w:t>
-      </w:r>
-      <w:r>
-        <w:t xml:space="preserve">.</w:t>
-      </w:r>
-    </w:p>
-    <w:p/>
-    <w:p>
-      <w:r>
-        <w:rPr>
-          <w:b/>
-        </w:rPr>
-        <w:t xml:space="preserve">4. ПРОЧИЕ УСЛОВИЯ</w:t>
-      </w:r>
-    </w:p>
-    <w:p>
-      <w:r>
-        <w:t xml:space="preserve">4.1. </w:t>
-      </w:r>
-      <w:r>
-        <w:t xml:space="preserve">Стороны несут ответственность за неисполнение или ненадлежащее исполнение обязательств в соответствии с законодательством Российской Федерации.</w:t>
-      </w:r>
-    </w:p>
-    <w:p>
-      <w:r>
-        <w:t xml:space="preserve">4.2. </w:t>
-      </w:r>
-      <w:r>
-        <w:t xml:space="preserve">Размер неустойки за нарушение сроков оплаты: </w:t>
-      </w:r>
-      <w:r>
-        <w:t xml:space="preserve">10 (десять) процентов от стоимости неоплаченных работ</w:t>
-      </w:r>
-      <w:r>
-        <w:t xml:space="preserve">, но не более </w:t>
-      </w:r>
-      <w:r>
-        <w:t xml:space="preserve">10 (десять) процентов от цены Договора</w:t>
-      </w:r>
-      <w:r>
-        <w:t xml:space="preserve">. Предельный размер ответственности: </w:t>
-      </w:r>
-      <w:r>
-        <w:t xml:space="preserve">1/150 ключевой ставки ЦБ РФ за каждый день просрочки</w:t>
-      </w:r>
-      <w:r>
-        <w:t xml:space="preserve">.</w:t>
-      </w:r>
-    </w:p>
-    <w:p>
-      <w:r>
-        <w:t xml:space="preserve">4.3. </w:t>
-      </w:r>
-      <w:r>
-        <w:t xml:space="preserve">Стороны освобождаются от ответственности при наступлении обстоятельств непреодолимой силы, если они прямо повлияли на исполнение обязательств.</w:t>
-      </w:r>
-    </w:p>
-    <w:p>
-      <w:r>
-        <w:t xml:space="preserve">4.4. </w:t>
-      </w:r>
-      <w:r>
-        <w:t xml:space="preserve">Сторона, для которой создалась невозможность исполнения, обязана уведомить другую Сторону. Срок уведомления — </w:t>
-      </w:r>
-      <w:r>
-        <w:t xml:space="preserve">в течение 7 рабочих дней с момента заключения контракта</w:t>
-      </w:r>
-      <w:r>
-        <w:t xml:space="preserve">.</w:t>
-      </w:r>
-    </w:p>
-    <w:p>
-      <w:r>
-        <w:t xml:space="preserve">4.5. </w:t>
-      </w:r>
-      <w:r>
-        <w:t xml:space="preserve">Все споры и разногласия решаются путём переговоров. Претензионный порядок обязателен, срок ответа на претензию — </w:t>
-      </w:r>
-      <w:r>
-        <w:t xml:space="preserve">в течение 45 (Сорока пяти) дней с момента выставления счета</w:t>
-      </w:r>
-      <w:r>
-        <w:t xml:space="preserve">.</w:t>
-      </w:r>
-    </w:p>
-    <w:p/>
-    <w:p/>
-    <w:p/>
-    <w:p>
-      <w:r>
-        <w:rPr>
-          <w:b/>
-        </w:rPr>
-        <w:t xml:space="preserve">9. КОНТРОЛЬНЫЕ ВЕЛИЧИНЫ</w:t>
-      </w:r>
-    </w:p>
-    <w:p>
-      <w:r>
-        <w:t xml:space="preserve">9.1. Контрольная запись: </w:t>
-      </w:r>
-      <w:r>
-        <w:rPr>
-          <w:b/>
-        </w:rPr>
-        <w:t xml:space="preserve">1/1</w:t>
-      </w:r>
-      <w:r>
-        <w:t xml:space="preserve">30 ключевой ставки ЦБ РФ годовых</w:t>
-      </w:r>
-      <w:r>
-        <w:t xml:space="preserve">.</w:t>
-      </w:r>
-    </w:p>
-    <w:p>
-      <w:r>
-        <w:t xml:space="preserve">9.2. Контрольная запись: </w:t>
-      </w:r>
-      <w:r>
-        <w:rPr>
-          <w:b/>
-        </w:rPr>
-        <w:t xml:space="preserve">не позднее 27.07.20</w:t>
-      </w:r>
-      <w:r>
-        <w:t xml:space="preserve">26</w:t>
-      </w:r>
-      <w:r>
-        <w:t xml:space="preserve">.</w:t>
-      </w:r>
-    </w:p>
-    <w:p>
-      <w:r>
-        <w:t xml:space="preserve">9.3. Контрольная запись: </w:t>
-      </w:r>
-      <w:r>
-        <w:rPr>
-          <w:b/>
-        </w:rPr>
-        <w:t xml:space="preserve">42</w:t>
-      </w:r>
-      <w:r>
-        <w:t xml:space="preserve">231/683-сс</w:t>
-      </w:r>
-      <w:r>
-        <w:t xml:space="preserve">.</w:t>
-      </w:r>
-    </w:p>
-    <w:p>
-      <w:r>
-        <w:t xml:space="preserve">9.4. Контрольная запись: </w:t>
-      </w:r>
-      <w:r>
-        <w:t xml:space="preserve">4І9ОО0 (четыреста девятнадцать тысяч) рублей 0 коп.</w:t>
-      </w:r>
-      <w:r>
-        <w:t xml:space="preserve">.</w:t>
-      </w:r>
-    </w:p>
-    <w:p/>
-    <w:p>
-      <w:r>
-        <w:rPr>
-          <w:b/>
-        </w:rPr>
-        <w:t xml:space="preserve">РЕКВИЗИТЫ И ПОДПИСИ СТОРОН</w:t>
-      </w:r>
-    </w:p>
-    <w:p/>
+    <w:p>
+      <w:r>
+        <w:t xml:space="preserve">2.8. </w:t>
+      </w:r>
+      <w:r>
+        <w:t xml:space="preserve">Платёж по налогу перечисляется на код бюджетной классификации </w:t>
+      </w:r>
+      <w:r>
+        <w:t xml:space="preserve">182 101 010 110 110 001 10</w:t>
+      </w:r>
+      <w:r>
+        <w:t xml:space="preserve">, получатель — территориальный орган Федерального казначейства.</w:t>
+      </w:r>
+    </w:p>
+    <w:p>
+      <w:r>
+        <w:t xml:space="preserve">2.9. </w:t>
+      </w:r>
+      <w:r>
+        <w:t xml:space="preserve">Полномочия подтверждаются свидетельством о рождении, выдано </w:t>
+      </w:r>
+      <w:r>
+        <w:t xml:space="preserve">16.03.2011</w:t>
+      </w:r>
+      <w:r>
+        <w:t xml:space="preserve"> отделом ЗАГС.</w:t>
+      </w:r>
+    </w:p>
     <w:tbl>
       <w:tblPr>
         <w:tblW w:w="9360" w:type="dxa"/>
@@ -699,103 +517,7 @@
           </w:tcPr>
           <w:p>
             <w:r>
-              <w:rPr>
-                <w:b/>
-              </w:rPr>
-              <w:t xml:space="preserve">Исполнитель:</w:t>
-            </w:r>
-          </w:p>
-          <w:p>
-            <w:r>
-              <w:t xml:space="preserve">ООО «Смирнов»</w:t>
-            </w:r>
-          </w:p>
-          <w:p>
-            <w:r>
-              <w:t xml:space="preserve">Юридический адрес: </w:t>
-            </w:r>
-            <w:r>
-              <w:t xml:space="preserve">а/я 58, г. Красногорск, 143400</w:t>
-            </w:r>
-          </w:p>
-          <w:p>
-            <w:r>
-              <w:t xml:space="preserve">Почтовый адрес: </w:t>
-            </w:r>
-            <w:r>
-              <w:t xml:space="preserve">а/я 36, г. Москва, 101000</w:t>
-            </w:r>
-          </w:p>
-          <w:p>
-            <w:r>
-              <w:t xml:space="preserve">ИНН </w:t>
-            </w:r>
-            <w:r>
-              <w:t xml:space="preserve">3657524119</w:t>
-            </w:r>
-            <w:r>
-              <w:t xml:space="preserve"> КПП </w:t>
-            </w:r>
-            <w:r>
-              <w:t xml:space="preserve">654672671</w:t>
-            </w:r>
-          </w:p>
-          <w:p>
-            <w:r>
-              <w:t xml:space="preserve">ОГРН </w:t>
-            </w:r>
-            <w:r>
-              <w:t xml:space="preserve">1394118094006</w:t>
-            </w:r>
-          </w:p>
-          <w:p>
-            <w:r>
-              <w:t xml:space="preserve">р/с </w:t>
-            </w:r>
-            <w:r>
-              <w:t xml:space="preserve">40702810952565350269</w:t>
-            </w:r>
-            <w:r>
-              <w:t xml:space="preserve"> в ПАО Сбербанк</w:t>
-            </w:r>
-          </w:p>
-          <w:p>
-            <w:r>
-              <w:t xml:space="preserve">к/с </w:t>
-            </w:r>
-            <w:r>
-              <w:t xml:space="preserve">30101810400000000225</w:t>
-            </w:r>
-            <w:r>
-              <w:t xml:space="preserve"> БИК </w:t>
-            </w:r>
-            <w:r>
-              <w:t xml:space="preserve">044525225</w:t>
-            </w:r>
-          </w:p>
-          <w:p>
-            <w:r>
-              <w:t xml:space="preserve">Тел.: </w:t>
-            </w:r>
-            <w:r>
-              <w:t xml:space="preserve">+7 (843) 497-63-69</w:t>
-            </w:r>
-          </w:p>
-          <w:p>
-            <w:r>
-              <w:t xml:space="preserve">E-mail: </w:t>
-            </w:r>
-            <w:r>
-              <w:t xml:space="preserve">soroka@sibtrans.ru</w:t>
-            </w:r>
-          </w:p>
-          <w:p/>
-          <w:p>
-            <w:r>
-              <w:t xml:space="preserve">Директор ______________ </w:t>
-            </w:r>
-            <w:r>
-              <w:t xml:space="preserve">Д. П. Сорока</w:t>
+              <w:t xml:space="preserve">3</w:t>
             </w:r>
           </w:p>
         </w:tc>
@@ -805,6 +527,363 @@
           </w:tcPr>
           <w:p>
             <w:r>
+              <w:t xml:space="preserve">РУБ.</w:t>
+            </w:r>
+          </w:p>
+        </w:tc>
+      </w:tr>
+    </w:tbl>
+    <w:p>
+      <w:r>
+        <w:t xml:space="preserve">2.10. </w:t>
+      </w:r>
+      <w:r>
+        <w:t xml:space="preserve">Поставке подлежит насос модели </w:t>
+      </w:r>
+      <w:r>
+        <w:t xml:space="preserve">ЭЦВ-6-10-80h</w:t>
+      </w:r>
+      <w:r>
+        <w:t xml:space="preserve"> и кабель марки </w:t>
+      </w:r>
+      <w:r>
+        <w:t xml:space="preserve">ВВГнг(А)-LSt</w:t>
+      </w:r>
+      <w:r>
+        <w:t xml:space="preserve">.</w:t>
+      </w:r>
+    </w:p>
+    <w:p/>
+    <w:p>
+      <w:r>
+        <w:rPr>
+          <w:b/>
+        </w:rPr>
+        <w:t xml:space="preserve">3. МЕСТО И СРОКИ ИСПОЛНЕНИЯ</w:t>
+      </w:r>
+    </w:p>
+    <w:p>
+      <w:r>
+        <w:t xml:space="preserve">3.1. Место исполнения обязательств: </w:t>
+      </w:r>
+      <w:r>
+        <w:t xml:space="preserve">а/я 34, г. Санкт-Петербург, 190000</w:t>
+      </w:r>
+      <w:r>
+        <w:t xml:space="preserve">.</w:t>
+      </w:r>
+    </w:p>
+    <w:p>
+      <w:r>
+        <w:t xml:space="preserve">3.2. Уведомления направляются </w:t>
+      </w:r>
+      <w:r>
+        <w:t xml:space="preserve">Комарову Алексею Юрьевичу</w:t>
+      </w:r>
+      <w:r>
+        <w:t xml:space="preserve"> по телефону </w:t>
+      </w:r>
+      <w:r>
+        <w:t xml:space="preserve">+7 (495) 661-86-72</w:t>
+      </w:r>
+      <w:r>
+        <w:t xml:space="preserve">.</w:t>
+      </w:r>
+    </w:p>
+    <w:p>
+      <w:r>
+        <w:t xml:space="preserve">3.3. Срок исполнения обязательств — </w:t>
+      </w:r>
+      <w:r>
+        <w:t xml:space="preserve">не позднее 21.06.2026</w:t>
+      </w:r>
+      <w:r>
+        <w:t xml:space="preserve">.</w:t>
+      </w:r>
+    </w:p>
+    <w:p/>
+    <w:p>
+      <w:r>
+        <w:rPr>
+          <w:b/>
+        </w:rPr>
+        <w:t xml:space="preserve">4. ПРОЧИЕ УСЛОВИЯ</w:t>
+      </w:r>
+    </w:p>
+    <w:p>
+      <w:r>
+        <w:t xml:space="preserve">4.1. </w:t>
+      </w:r>
+      <w:r>
+        <w:t xml:space="preserve">Стороны несут ответственность за неисполнение или ненадлежащее исполнение обязательств в соответствии с законодательством Российской Федерации.</w:t>
+      </w:r>
+    </w:p>
+    <w:p>
+      <w:r>
+        <w:t xml:space="preserve">4.2. </w:t>
+      </w:r>
+      <w:r>
+        <w:t xml:space="preserve">Размер неустойки за нарушение сроков оплаты: </w:t>
+      </w:r>
+      <w:r>
+        <w:t xml:space="preserve">7 (семь) процентов от стоимости неоплаченных работ</w:t>
+      </w:r>
+      <w:r>
+        <w:t xml:space="preserve">, но не более </w:t>
+      </w:r>
+      <w:r>
+        <w:t xml:space="preserve">15 (пятнадцать) процентов от цены Договора</w:t>
+      </w:r>
+      <w:r>
+        <w:t xml:space="preserve">. Предельный размер ответственности: </w:t>
+      </w:r>
+      <w:r>
+        <w:t xml:space="preserve">1/150 ключевой ставки ЦБ РФ за каждый день просрочки</w:t>
+      </w:r>
+      <w:r>
+        <w:t xml:space="preserve">.</w:t>
+      </w:r>
+    </w:p>
+    <w:p>
+      <w:r>
+        <w:t xml:space="preserve">4.3. </w:t>
+      </w:r>
+      <w:r>
+        <w:t xml:space="preserve">Стороны освобождаются от ответственности при наступлении обстоятельств непреодолимой силы, если они прямо повлияли на исполнение обязательств.</w:t>
+      </w:r>
+    </w:p>
+    <w:p>
+      <w:r>
+        <w:t xml:space="preserve">4.4. </w:t>
+      </w:r>
+      <w:r>
+        <w:t xml:space="preserve">Сторона, для которой создалась невозможность исполнения, обязана уведомить другую Сторону. Срок уведомления — </w:t>
+      </w:r>
+      <w:r>
+        <w:t xml:space="preserve">в течение 30 рабочих дней с момента заключения контракта</w:t>
+      </w:r>
+      <w:r>
+        <w:t xml:space="preserve">.</w:t>
+      </w:r>
+    </w:p>
+    <w:p>
+      <w:r>
+        <w:t xml:space="preserve">4.5. </w:t>
+      </w:r>
+      <w:r>
+        <w:t xml:space="preserve">Все споры и разногласия решаются путём переговоров. Претензионный порядок обязателен, срок ответа на претензию — </w:t>
+      </w:r>
+      <w:r>
+        <w:t xml:space="preserve">в течение 45 (Сорока пяти) дней с момента выставления счета</w:t>
+      </w:r>
+      <w:r>
+        <w:t xml:space="preserve">.</w:t>
+      </w:r>
+    </w:p>
+    <w:p/>
+    <w:p/>
+    <w:p/>
+    <w:p>
+      <w:r>
+        <w:rPr>
+          <w:b/>
+        </w:rPr>
+        <w:t xml:space="preserve">9. КОНТРОЛЬНЫЕ ВЕЛИЧИНЫ</w:t>
+      </w:r>
+    </w:p>
+    <w:p>
+      <w:r>
+        <w:t xml:space="preserve">9.1. Контрольная запись: </w:t>
+      </w:r>
+      <w:r>
+        <w:rPr>
+          <w:b/>
+        </w:rPr>
+        <w:t xml:space="preserve">1/1</w:t>
+      </w:r>
+      <w:r>
+        <w:t xml:space="preserve">30 ключевой ставки ЦБ РФ годовых</w:t>
+      </w:r>
+      <w:r>
+        <w:t xml:space="preserve">.</w:t>
+      </w:r>
+    </w:p>
+    <w:p>
+      <w:r>
+        <w:t xml:space="preserve">9.2. Контрольная запись: </w:t>
+      </w:r>
+      <w:r>
+        <w:rPr>
+          <w:b/>
+        </w:rPr>
+        <w:t xml:space="preserve">не позднее 22.07.20</w:t>
+      </w:r>
+      <w:r>
+        <w:t xml:space="preserve">25</w:t>
+      </w:r>
+      <w:r>
+        <w:t xml:space="preserve">.</w:t>
+      </w:r>
+    </w:p>
+    <w:p>
+      <w:r>
+        <w:t xml:space="preserve">9.3. Контрольная запись: </w:t>
+      </w:r>
+      <w:r>
+        <w:rPr>
+          <w:b/>
+        </w:rPr>
+        <w:t xml:space="preserve">10</w:t>
+      </w:r>
+      <w:r>
+        <w:t xml:space="preserve">756/956-сс</w:t>
+      </w:r>
+      <w:r>
+        <w:t xml:space="preserve">.</w:t>
+      </w:r>
+    </w:p>
+    <w:p>
+      <w:r>
+        <w:t xml:space="preserve">9.4. Контрольная запись: </w:t>
+      </w:r>
+      <w:r>
+        <w:t xml:space="preserve">б57000 (шестьсот пятьдесят семь тысяч) рублей 5 коп.</w:t>
+      </w:r>
+      <w:r>
+        <w:t xml:space="preserve">.</w:t>
+      </w:r>
+    </w:p>
+    <w:p/>
+    <w:p>
+      <w:r>
+        <w:rPr>
+          <w:b/>
+        </w:rPr>
+        <w:t xml:space="preserve">РЕКВИЗИТЫ И ПОДПИСИ СТОРОН</w:t>
+      </w:r>
+    </w:p>
+    <w:p/>
+    <w:tbl>
+      <w:tblPr>
+        <w:tblW w:w="9360" w:type="dxa"/>
+        <w:tblBorders>
+          <w:top w:val="single" w:sz="4" w:color="auto"/>
+          <w:left w:val="single" w:sz="4" w:color="auto"/>
+          <w:bottom w:val="single" w:sz="4" w:color="auto"/>
+          <w:right w:val="single" w:sz="4" w:color="auto"/>
+          <w:insideH w:val="single" w:sz="4" w:color="auto"/>
+          <w:insideV w:val="single" w:sz="4" w:color="auto"/>
+        </w:tblBorders>
+      </w:tblPr>
+      <w:tblGrid>
+        <w:gridCol w:w="4680"/>
+        <w:gridCol w:w="4680"/>
+      </w:tblGrid>
+      <w:tr>
+        <w:tc>
+          <w:tcPr>
+            <w:tcW w:w="4680" w:type="dxa"/>
+          </w:tcPr>
+          <w:p>
+            <w:r>
+              <w:rPr>
+                <w:b/>
+              </w:rPr>
+              <w:t xml:space="preserve">Исполнитель:</w:t>
+            </w:r>
+          </w:p>
+          <w:p>
+            <w:r>
+              <w:t xml:space="preserve">ООО «Смирнов»</w:t>
+            </w:r>
+          </w:p>
+          <w:p>
+            <w:r>
+              <w:t xml:space="preserve">Юридический адрес: </w:t>
+            </w:r>
+            <w:r>
+              <w:t xml:space="preserve">а/я 77, г. Химки, 141400</w:t>
+            </w:r>
+          </w:p>
+          <w:p>
+            <w:r>
+              <w:t xml:space="preserve">ИНН </w:t>
+            </w:r>
+            <w:r>
+              <w:t xml:space="preserve">3657524119</w:t>
+            </w:r>
+            <w:r>
+              <w:t xml:space="preserve"> КПП </w:t>
+            </w:r>
+            <w:r>
+              <w:t xml:space="preserve">654672671</w:t>
+            </w:r>
+          </w:p>
+          <w:p>
+            <w:r>
+              <w:t xml:space="preserve">ОГРН </w:t>
+            </w:r>
+            <w:r>
+              <w:t xml:space="preserve">1394118094006</w:t>
+            </w:r>
+          </w:p>
+          <w:p>
+            <w:r>
+              <w:t xml:space="preserve">р/с </w:t>
+            </w:r>
+            <w:r>
+              <w:t xml:space="preserve">40702810952565350269</w:t>
+            </w:r>
+            <w:r>
+              <w:t xml:space="preserve"> в ПАО Сбербанк</w:t>
+            </w:r>
+          </w:p>
+          <w:p>
+            <w:r>
+              <w:t xml:space="preserve">к/с </w:t>
+            </w:r>
+            <w:r>
+              <w:t xml:space="preserve">30101810400000000225</w:t>
+            </w:r>
+            <w:r>
+              <w:t xml:space="preserve"> БИК </w:t>
+            </w:r>
+            <w:r>
+              <w:t xml:space="preserve">044525225</w:t>
+            </w:r>
+          </w:p>
+          <w:p>
+            <w:r>
+              <w:t xml:space="preserve">Тел.: </w:t>
+            </w:r>
+            <w:r>
+              <w:t xml:space="preserve">+7 (495) 582-56-39</w:t>
+            </w:r>
+          </w:p>
+          <w:p>
+            <w:r>
+              <w:t xml:space="preserve">E-mail: </w:t>
+            </w:r>
+            <w:r>
+              <w:t xml:space="preserve">soroka@corp-tehno.ru</w:t>
+            </w:r>
+          </w:p>
+          <w:p/>
+          <w:p>
+            <w:r>
+              <w:t xml:space="preserve">Директор ______________ </w:t>
+            </w:r>
+            <w:r>
+              <w:t xml:space="preserve">Д. П. Сорока</w:t>
+            </w:r>
+          </w:p>
+        </w:tc>
+        <w:tc>
+          <w:tcPr>
+            <w:tcW w:w="4680" w:type="dxa"/>
+          </w:tcPr>
+          <w:p>
+            <w:r>
               <w:rPr>
                 <w:b/>
               </w:rPr>
@@ -824,7 +903,7 @@
               <w:t xml:space="preserve">Адрес регистрации: </w:t>
             </w:r>
             <w:r>
-              <w:t xml:space="preserve">а/я 14, г. Воронеж, 394000</w:t>
+              <w:t xml:space="preserve">а/я 57, г. Екатеринбург, 620014</w:t>
             </w:r>
           </w:p>
           <w:p>
@@ -863,7 +942,7 @@
               <w:t xml:space="preserve">Тел.: </w:t>
             </w:r>
             <w:r>
-              <w:t xml:space="preserve">+7 (843) 477-87-60</w:t>
+              <w:t xml:space="preserve">+7 (383) 757-99-55</w:t>
             </w:r>
           </w:p>
           <w:p>
@@ -871,7 +950,7 @@
               <w:t xml:space="preserve">E-mail: </w:t>
             </w:r>
             <w:r>
-              <w:t xml:space="preserve">komarov@sibtrans.ru</w:t>
+              <w:t xml:space="preserve">komarov@list.ru</w:t>
             </w:r>
           </w:p>
           <w:p/>
@@ -889,7 +968,7 @@
     <w:p>
       <w:r>
         <w:pict>
-          <v:shape id="tb4379" type="#_x0000_t202" style="position:absolute;margin-left:0;margin-top:0;width:400pt;height:40pt">
+          <v:shape id="tb4831" type="#_x0000_t202" style="position:absolute;margin-left:0;margin-top:0;width:400pt;height:40pt">
             <v:textbox>
               <w:txbxContent>
                 <w:p>
@@ -897,13 +976,13 @@
                     <w:t xml:space="preserve">ВНИМАНИЕ! Бухгалтерия: </w:t>
                   </w:r>
                   <w:r>
-                    <w:t xml:space="preserve">Лебедева Ирина Алексеевна</w:t>
+                    <w:t xml:space="preserve">Смирнов Пётр Андреевич</w:t>
                   </w:r>
                   <w:r>
                     <w:t xml:space="preserve">, </w:t>
                   </w:r>
                   <w:r>
-                    <w:t xml:space="preserve">+7 (843) 182-22-21 доб. 613</w:t>
+                    <w:t xml:space="preserve">+7 (812) 716-60-67 доб. 425</w:t>
                   </w:r>
                 </w:p>
               </w:txbxContent>

--- a/tests/corpus_v2/docs/services_0010.docx
+++ b/tests/corpus_v2/docs/services_0010.docx
@@ -117,7 +117,7 @@
         <w:t xml:space="preserve">Услуги считаются оказанными после подписания Сторонами акта сдачи-приёмки. Срок оплаты — </w:t>
       </w:r>
       <w:r>
-        <w:t xml:space="preserve">в течение тридцати шести месяцев с даты подписания Сторонами акта сдачи-приемки оказанных услуг</w:t>
+        <w:t xml:space="preserve">в течение двенадцати месяцев с даты подписания Сторонами акта сдачи-приемки оказанных услуг</w:t>
       </w:r>
       <w:r>
         <w:t xml:space="preserve">.</w:t>
@@ -129,6 +129,101 @@
       </w:r>
       <w:r>
         <w:t xml:space="preserve">Заказчик вправе в любое время проверять ход и качество оказываемых услуг, не вмешиваясь в деятельность Исполнителя.</w:t>
+      </w:r>
+    </w:p>
+    <w:p>
+      <w:r>
+        <w:t xml:space="preserve">1.5. </w:t>
+      </w:r>
+      <w:r>
+        <w:t xml:space="preserve">Партия сопровождается накладной формы ТОРГ-12 № </w:t>
+      </w:r>
+      <w:r>
+        <w:t xml:space="preserve">049913402</w:t>
+      </w:r>
+      <w:r>
+        <w:t xml:space="preserve">. Позиция учитывается в каталоге поставщика под номером </w:t>
+      </w:r>
+      <w:r>
+        <w:t xml:space="preserve">042754315</w:t>
+      </w:r>
+      <w:r>
+        <w:t xml:space="preserve">. Заводской номер насоса — </w:t>
+      </w:r>
+      <w:r>
+        <w:t xml:space="preserve">043920258</w:t>
+      </w:r>
+      <w:r>
+        <w:t xml:space="preserve">.</w:t>
+      </w:r>
+    </w:p>
+    <w:p>
+      <w:r>
+        <w:t xml:space="preserve">1.6. </w:t>
+      </w:r>
+      <w:r>
+        <w:t xml:space="preserve">Расходы отражаются по коду цели </w:t>
+      </w:r>
+      <w:r>
+        <w:t xml:space="preserve">043923192</w:t>
+      </w:r>
+      <w:r>
+        <w:t xml:space="preserve">, установленному приказом Минфина России от 01.12.2010 № 157н. </w:t>
+      </w:r>
+      <w:r>
+        <w:t xml:space="preserve">БИК банка Стороны в настоящем разделе не приводится; номер заявки на открытие счёта — </w:t>
+      </w:r>
+      <w:r>
+        <w:t xml:space="preserve">042690925</w:t>
+      </w:r>
+      <w:r>
+        <w:t xml:space="preserve">.</w:t>
+      </w:r>
+    </w:p>
+    <w:p>
+      <w:r>
+        <w:t xml:space="preserve">1.7. </w:t>
+      </w:r>
+      <w:r>
+        <w:t xml:space="preserve">Расчёты за коммунальные услуги ведутся по лицевому счёту абонента </w:t>
+      </w:r>
+      <w:r>
+        <w:t xml:space="preserve">89113721900</w:t>
+      </w:r>
+      <w:r>
+        <w:t xml:space="preserve">. Приложение к настоящему разделу зарегистрировано за номером </w:t>
+      </w:r>
+      <w:r>
+        <w:t xml:space="preserve">88042818943</w:t>
+      </w:r>
+      <w:r>
+        <w:t xml:space="preserve">. Заводской номер прибора учёта — </w:t>
+      </w:r>
+      <w:r>
+        <w:t xml:space="preserve">88607355763</w:t>
+      </w:r>
+      <w:r>
+        <w:t xml:space="preserve">.</w:t>
+      </w:r>
+    </w:p>
+    <w:p>
+      <w:r>
+        <w:t xml:space="preserve">1.8. </w:t>
+      </w:r>
+      <w:r>
+        <w:t xml:space="preserve">Партия внесена в реестр под номером </w:t>
+      </w:r>
+      <w:r>
+        <w:t xml:space="preserve">87061139818</w:t>
+      </w:r>
+      <w:r>
+        <w:t xml:space="preserve">, как предусмотрено пунктом 2 статьи 434 Гражданского кодекса Российской Федерации. Уведомление о регистрации имеет исходящий № </w:t>
+      </w:r>
+      <w:r>
+        <w:t xml:space="preserve">88334977192</w:t>
+      </w:r>
+      <w:r>
+        <w:t xml:space="preserve">.</w:t>
       </w:r>
     </w:p>
     <w:p/>
@@ -145,7 +240,7 @@
         <w:t xml:space="preserve">2.1. Общая цена Договора: </w:t>
       </w:r>
       <w:r>
-        <w:t xml:space="preserve">11 000,24 ₽</w:t>
+        <w:t xml:space="preserve">808 000,40 ₽</w:t>
       </w:r>
       <w:r>
         <w:t xml:space="preserve">, в т.ч. НДС </w:t>
@@ -162,7 +257,7 @@
         <w:t xml:space="preserve">2.2. Налог: </w:t>
       </w:r>
       <w:r>
-        <w:t xml:space="preserve">9% от цены Договора</w:t>
+        <w:t xml:space="preserve">12% от цены Договора</w:t>
       </w:r>
       <w:r>
         <w:t xml:space="preserve">.</w:t>
@@ -173,7 +268,7 @@
         <w:t xml:space="preserve">2.3. Срок оплаты — </w:t>
       </w:r>
       <w:r>
-        <w:t xml:space="preserve">в течение 45 банковских дней с момента выставления счета</w:t>
+        <w:t xml:space="preserve">в течение 3 банковских дней с момента выставления счета</w:t>
       </w:r>
       <w:r>
         <w:t xml:space="preserve">.</w:t>
@@ -193,7 +288,7 @@
         <w:t xml:space="preserve">, артикул </w:t>
       </w:r>
       <w:r>
-        <w:t xml:space="preserve">RM-4831-29</w:t>
+        <w:t xml:space="preserve">RM-9703-39</w:t>
       </w:r>
       <w:r>
         <w:t xml:space="preserve">, код </w:t>
@@ -253,49 +348,49 @@
         <w:t xml:space="preserve">. Товар отгружается с сопроводительным документом паспорт качества № </w:t>
       </w:r>
       <w:r>
-        <w:t xml:space="preserve">14 06 102510</w:t>
+        <w:t xml:space="preserve">17 18 476814</w:t>
       </w:r>
       <w:r>
         <w:t xml:space="preserve">. К партии приложен паспорт изделия № </w:t>
       </w:r>
       <w:r>
-        <w:t xml:space="preserve">16 19 874937</w:t>
+        <w:t xml:space="preserve">62 22 818761</w:t>
       </w:r>
       <w:r>
         <w:t xml:space="preserve">. Оборудование поставляется с паспортом транспортного средства № </w:t>
       </w:r>
       <w:r>
-        <w:t xml:space="preserve">14 14 805893</w:t>
+        <w:t xml:space="preserve">91 18 426619</w:t>
       </w:r>
       <w:r>
         <w:t xml:space="preserve">. Приёмка производится согласно техническому паспорту </w:t>
       </w:r>
       <w:r>
-        <w:t xml:space="preserve">68 10 836625</w:t>
+        <w:t xml:space="preserve">21 13 714416</w:t>
       </w:r>
       <w:r>
         <w:t xml:space="preserve">. СНИЛС не указан, номер заказа </w:t>
       </w:r>
       <w:r>
-        <w:t xml:space="preserve">005-515-808 30</w:t>
+        <w:t xml:space="preserve">284-339-821 84</w:t>
       </w:r>
       <w:r>
         <w:t xml:space="preserve">. Дата рождения не проставлена, документ выдан </w:t>
       </w:r>
       <w:r>
-        <w:t xml:space="preserve">21.06.2017</w:t>
+        <w:t xml:space="preserve">13.03.2024</w:t>
       </w:r>
       <w:r>
         <w:t xml:space="preserve">. Код подразделения, см. артикул </w:t>
       </w:r>
       <w:r>
-        <w:t xml:space="preserve">964-294</w:t>
+        <w:t xml:space="preserve">390-029</w:t>
       </w:r>
       <w:r>
         <w:t xml:space="preserve">. Цена — </w:t>
       </w:r>
       <w:r>
-        <w:t xml:space="preserve">Сорок два миллиона четыреста тысяч рублей 00 копеек</w:t>
+        <w:t xml:space="preserve">Пятьдесят один миллион триста тысяч рублей 00 копеек</w:t>
       </w:r>
       <w:r>
         <w:t xml:space="preserve">, включая НДС </w:t>
@@ -307,7 +402,7 @@
         <w:t xml:space="preserve"> в размере </w:t>
       </w:r>
       <w:r>
-        <w:t xml:space="preserve">12 300 000,2 (Двенадцать миллионов триста тысяч) руб.</w:t>
+        <w:t xml:space="preserve">45 800 000,9 (Сорок пять миллионов восемьсот тысяч) руб.</w:t>
       </w:r>
       <w:r>
         <w:t xml:space="preserve">.</w:t>
@@ -321,25 +416,25 @@
         <w:t xml:space="preserve">Товар маркирован штрихкодом </w:t>
       </w:r>
       <w:r>
-        <w:t xml:space="preserve">4604233173581</w:t>
+        <w:t xml:space="preserve">4604717984401</w:t>
       </w:r>
       <w:r>
         <w:t xml:space="preserve">. Код контрагента по ОКПО — </w:t>
       </w:r>
       <w:r>
-        <w:t xml:space="preserve">9235424627</w:t>
+        <w:t xml:space="preserve">8593130055</w:t>
       </w:r>
       <w:r>
         <w:t xml:space="preserve">. Оборудование учтено под инвентарным номером </w:t>
       </w:r>
       <w:r>
-        <w:t xml:space="preserve">044320917</w:t>
+        <w:t xml:space="preserve">042515660</w:t>
       </w:r>
       <w:r>
         <w:t xml:space="preserve">, складской позиции присвоен номер </w:t>
       </w:r>
       <w:r>
-        <w:t xml:space="preserve">965385615</w:t>
+        <w:t xml:space="preserve">377616641</w:t>
       </w:r>
       <w:r>
         <w:t xml:space="preserve">.</w:t>
@@ -353,19 +448,19 @@
         <w:t xml:space="preserve">Оплата по счёту-фактуре на КБК </w:t>
       </w:r>
       <w:r>
-        <w:t xml:space="preserve">18210101011011000113</w:t>
+        <w:t xml:space="preserve">18210101011011000145</w:t>
       </w:r>
       <w:r>
         <w:t xml:space="preserve">. ИНН не присвоен, регистрационный № </w:t>
       </w:r>
       <w:r>
-        <w:t xml:space="preserve">5487742919</w:t>
+        <w:t xml:space="preserve">4988545150</w:t>
       </w:r>
       <w:r>
         <w:t xml:space="preserve">. ИНН не присвоен, платёжный документ № </w:t>
       </w:r>
       <w:r>
-        <w:t xml:space="preserve">724759491818</w:t>
+        <w:t xml:space="preserve">494520322162</w:t>
       </w:r>
       <w:r>
         <w:t xml:space="preserve">. Заказчик действует в лице </w:t>
@@ -385,7 +480,7 @@
         <w:t xml:space="preserve">Массовая доля влаги в товаре — </w:t>
       </w:r>
       <w:r>
-        <w:t xml:space="preserve">не более 10 %</w:t>
+        <w:t xml:space="preserve">не более 13 %</w:t>
       </w:r>
       <w:r>
         <w:t xml:space="preserve">. Товар подлежит хранению </w:t>
@@ -460,7 +555,7 @@
           </w:tcPr>
           <w:p>
             <w:r>
-              <w:t xml:space="preserve">3418318810</w:t>
+              <w:t xml:space="preserve">3137967193</w:t>
             </w:r>
           </w:p>
         </w:tc>
@@ -488,7 +583,7 @@
         <w:t xml:space="preserve">Полномочия подтверждаются свидетельством о рождении, выдано </w:t>
       </w:r>
       <w:r>
-        <w:t xml:space="preserve">16.03.2011</w:t>
+        <w:t xml:space="preserve">02.08.2015</w:t>
       </w:r>
       <w:r>
         <w:t xml:space="preserve"> отделом ЗАГС.</w:t>
@@ -517,7 +612,7 @@
           </w:tcPr>
           <w:p>
             <w:r>
-              <w:t xml:space="preserve">3</w:t>
+              <w:t xml:space="preserve">5</w:t>
             </w:r>
           </w:p>
         </w:tc>
@@ -567,7 +662,7 @@
         <w:t xml:space="preserve">3.1. Место исполнения обязательств: </w:t>
       </w:r>
       <w:r>
-        <w:t xml:space="preserve">а/я 34, г. Санкт-Петербург, 190000</w:t>
+        <w:t xml:space="preserve">а/я 57, г. Екатеринбург, 620014</w:t>
       </w:r>
       <w:r>
         <w:t xml:space="preserve">.</w:t>
@@ -584,7 +679,7 @@
         <w:t xml:space="preserve"> по телефону </w:t>
       </w:r>
       <w:r>
-        <w:t xml:space="preserve">+7 (495) 661-86-72</w:t>
+        <w:t xml:space="preserve">+7 (383) 757-99-55</w:t>
       </w:r>
       <w:r>
         <w:t xml:space="preserve">.</w:t>
@@ -595,7 +690,111 @@
         <w:t xml:space="preserve">3.3. Срок исполнения обязательств — </w:t>
       </w:r>
       <w:r>
-        <w:t xml:space="preserve">не позднее 21.06.2026</w:t>
+        <w:t xml:space="preserve">не позднее 24.11.2026</w:t>
+      </w:r>
+      <w:r>
+        <w:t xml:space="preserve">.</w:t>
+      </w:r>
+    </w:p>
+    <w:p>
+      <w:r>
+        <w:t xml:space="preserve">3.4. </w:t>
+      </w:r>
+      <w:r>
+        <w:t xml:space="preserve">Оплата производится за счёт бюджетных средств, КБК </w:t>
+      </w:r>
+      <w:r>
+        <w:t xml:space="preserve">18287807131379926173</w:t>
+      </w:r>
+      <w:r>
+        <w:t xml:space="preserve">. Счётчик имеет заводской номер </w:t>
+      </w:r>
+      <w:r>
+        <w:t xml:space="preserve">39938224443666608217</w:t>
+      </w:r>
+      <w:r>
+        <w:t xml:space="preserve">.</w:t>
+      </w:r>
+    </w:p>
+    <w:p>
+      <w:r>
+        <w:t xml:space="preserve">3.5. </w:t>
+      </w:r>
+      <w:r>
+        <w:t xml:space="preserve">Счёт на оплату содержит УИН </w:t>
+      </w:r>
+      <w:r>
+        <w:t xml:space="preserve">18209290512299264026</w:t>
+      </w:r>
+      <w:r>
+        <w:t xml:space="preserve">. Счёт-проформа зарегистрирован за номером </w:t>
+      </w:r>
+      <w:r>
+        <w:t xml:space="preserve">77169146231645346381</w:t>
+      </w:r>
+      <w:r>
+        <w:t xml:space="preserve">. Очерёдность списания со счёта определяется статьёй 855 Гражданского кодекса Российской Федерации, код вида дохода — </w:t>
+      </w:r>
+      <w:r>
+        <w:t xml:space="preserve">18210289972767788583</w:t>
+      </w:r>
+      <w:r>
+        <w:t xml:space="preserve">.</w:t>
+      </w:r>
+    </w:p>
+    <w:p>
+      <w:r>
+        <w:t xml:space="preserve">3.6. </w:t>
+      </w:r>
+      <w:r>
+        <w:t xml:space="preserve">ИНН иностранного контрагента не присваивается; номер записи в торговом реестре — </w:t>
+      </w:r>
+      <w:r>
+        <w:t xml:space="preserve">5487742919</w:t>
+      </w:r>
+      <w:r>
+        <w:t xml:space="preserve">. ИНН см. в приложении; спецификация № </w:t>
+      </w:r>
+      <w:r>
+        <w:t xml:space="preserve">2821917615</w:t>
+      </w:r>
+      <w:r>
+        <w:t xml:space="preserve">. В силу статьи 84 Налогового кодекса Российской Федерации ИНН присваивается налоговым органом; номер решения — </w:t>
+      </w:r>
+      <w:r>
+        <w:t xml:space="preserve">3418318810</w:t>
+      </w:r>
+      <w:r>
+        <w:t xml:space="preserve">.</w:t>
+      </w:r>
+    </w:p>
+    <w:p>
+      <w:r>
+        <w:t xml:space="preserve">3.7. </w:t>
+      </w:r>
+      <w:r>
+        <w:t xml:space="preserve">Партии присвоен номер прослеживаемости </w:t>
+      </w:r>
+      <w:r>
+        <w:t xml:space="preserve">0785136167</w:t>
+      </w:r>
+      <w:r>
+        <w:t xml:space="preserve">. Массовая доля примеси в товаре — не более </w:t>
+      </w:r>
+      <w:r>
+        <w:t xml:space="preserve">2,5 %</w:t>
+      </w:r>
+      <w:r>
+        <w:t xml:space="preserve">. Погрешность измерения прибора — не более </w:t>
+      </w:r>
+      <w:r>
+        <w:t xml:space="preserve">0,4 %</w:t>
+      </w:r>
+      <w:r>
+        <w:t xml:space="preserve">. Оборудованию присвоен заводской номер </w:t>
+      </w:r>
+      <w:r>
+        <w:t xml:space="preserve">3799076665</w:t>
       </w:r>
       <w:r>
         <w:t xml:space="preserve">.</w:t>
@@ -632,7 +831,7 @@
         <w:t xml:space="preserve">, но не более </w:t>
       </w:r>
       <w:r>
-        <w:t xml:space="preserve">15 (пятнадцать) процентов от цены Договора</w:t>
+        <w:t xml:space="preserve">5 (пять) процентов от цены Договора</w:t>
       </w:r>
       <w:r>
         <w:t xml:space="preserve">. Предельный размер ответственности: </w:t>
@@ -660,7 +859,7 @@
         <w:t xml:space="preserve">Сторона, для которой создалась невозможность исполнения, обязана уведомить другую Сторону. Срок уведомления — </w:t>
       </w:r>
       <w:r>
-        <w:t xml:space="preserve">в течение 30 рабочих дней с момента заключения контракта</w:t>
+        <w:t xml:space="preserve">в течение 5 рабочих дней с момента заключения контракта</w:t>
       </w:r>
       <w:r>
         <w:t xml:space="preserve">.</w:t>
@@ -674,7 +873,125 @@
         <w:t xml:space="preserve">Все споры и разногласия решаются путём переговоров. Претензионный порядок обязателен, срок ответа на претензию — </w:t>
       </w:r>
       <w:r>
-        <w:t xml:space="preserve">в течение 45 (Сорока пяти) дней с момента выставления счета</w:t>
+        <w:t xml:space="preserve">в течение 30 (Тридцати) дней с момента выставления счета</w:t>
+      </w:r>
+      <w:r>
+        <w:t xml:space="preserve">.</w:t>
+      </w:r>
+    </w:p>
+    <w:p>
+      <w:r>
+        <w:t xml:space="preserve">4.6. </w:t>
+      </w:r>
+      <w:r>
+        <w:t xml:space="preserve">ИНН физического лица отсутствует, лицевой счёт абонента </w:t>
+      </w:r>
+      <w:r>
+        <w:t xml:space="preserve">601453423570</w:t>
+      </w:r>
+      <w:r>
+        <w:t xml:space="preserve">. ИНН приведён в приложении, код позиции </w:t>
+      </w:r>
+      <w:r>
+        <w:t xml:space="preserve">689300184023</w:t>
+      </w:r>
+      <w:r>
+        <w:t xml:space="preserve">. Обработка ИНН ведётся по статье 86 Налогового кодекса Российской Федерации, запрос № </w:t>
+      </w:r>
+      <w:r>
+        <w:t xml:space="preserve">954863064748</w:t>
+      </w:r>
+      <w:r>
+        <w:t xml:space="preserve">.</w:t>
+      </w:r>
+    </w:p>
+    <w:p>
+      <w:r>
+        <w:t xml:space="preserve">4.7. </w:t>
+      </w:r>
+      <w:r>
+        <w:t xml:space="preserve">Товарная накладная на партию имеет номер </w:t>
+      </w:r>
+      <w:r>
+        <w:t xml:space="preserve">926867811129</w:t>
+      </w:r>
+      <w:r>
+        <w:t xml:space="preserve">. Контрольный модуль имеет заводской номер </w:t>
+      </w:r>
+      <w:r>
+        <w:t xml:space="preserve">268285374902</w:t>
+      </w:r>
+      <w:r>
+        <w:t xml:space="preserve">. Проектный уклон кровли — </w:t>
+      </w:r>
+      <w:r>
+        <w:t xml:space="preserve">8 %</w:t>
+      </w:r>
+      <w:r>
+        <w:t xml:space="preserve">.</w:t>
+      </w:r>
+    </w:p>
+    <w:p>
+      <w:r>
+        <w:t xml:space="preserve">4.8. </w:t>
+      </w:r>
+      <w:r>
+        <w:t xml:space="preserve">Предельная доля иностранного участия в уставном капитале установлена законом и составляет </w:t>
+      </w:r>
+      <w:r>
+        <w:t xml:space="preserve">20 %</w:t>
+      </w:r>
+      <w:r>
+        <w:t xml:space="preserve"> согласно Федеральному закону об иностранных инвестициях. Приложением № 3 установлена доля брака не более </w:t>
+      </w:r>
+      <w:r>
+        <w:t xml:space="preserve">0,4 %</w:t>
+      </w:r>
+      <w:r>
+        <w:t xml:space="preserve">.</w:t>
+      </w:r>
+    </w:p>
+    <w:p>
+      <w:r>
+        <w:t xml:space="preserve">4.9. </w:t>
+      </w:r>
+      <w:r>
+        <w:t xml:space="preserve">Товар имеет срок годности </w:t>
+      </w:r>
+      <w:r>
+        <w:t xml:space="preserve">в течение 12 месяцев</w:t>
+      </w:r>
+      <w:r>
+        <w:t xml:space="preserve"> с даты выпуска. Смесь выдерживается </w:t>
+      </w:r>
+      <w:r>
+        <w:t xml:space="preserve">в течение 72 часов</w:t>
+      </w:r>
+      <w:r>
+        <w:t xml:space="preserve"> при положительной температуре.</w:t>
+      </w:r>
+    </w:p>
+    <w:p>
+      <w:r>
+        <w:t xml:space="preserve">4.10. </w:t>
+      </w:r>
+      <w:r>
+        <w:t xml:space="preserve">Требования по качеству работ заявляются </w:t>
+      </w:r>
+      <w:r>
+        <w:t xml:space="preserve">в течение одного года</w:t>
+      </w:r>
+      <w:r>
+        <w:t xml:space="preserve"> по правилам статьи 725 Гражданского кодекса Российской Федерации. Поставщик присутствует на рынке </w:t>
+      </w:r>
+      <w:r>
+        <w:t xml:space="preserve">в течение 23 лет</w:t>
+      </w:r>
+      <w:r>
+        <w:t xml:space="preserve">. Отчётный период оканчивается </w:t>
+      </w:r>
+      <w:r>
+        <w:t xml:space="preserve">не позднее 02.10.2029</w:t>
       </w:r>
       <w:r>
         <w:t xml:space="preserve">.</w:t>
@@ -716,10 +1033,10 @@
         <w:rPr>
           <w:b/>
         </w:rPr>
-        <w:t xml:space="preserve">не позднее 22.07.20</w:t>
-      </w:r>
-      <w:r>
-        <w:t xml:space="preserve">25</w:t>
+        <w:t xml:space="preserve">не позднее 20.07.20</w:t>
+      </w:r>
+      <w:r>
+        <w:t xml:space="preserve">26</w:t>
       </w:r>
       <w:r>
         <w:t xml:space="preserve">.</w:t>
@@ -733,10 +1050,10 @@
         <w:rPr>
           <w:b/>
         </w:rPr>
-        <w:t xml:space="preserve">10</w:t>
-      </w:r>
-      <w:r>
-        <w:t xml:space="preserve">756/956-сс</w:t>
+        <w:t xml:space="preserve">51</w:t>
+      </w:r>
+      <w:r>
+        <w:t xml:space="preserve">678/244-сс</w:t>
       </w:r>
       <w:r>
         <w:t xml:space="preserve">.</w:t>
@@ -747,7 +1064,7 @@
         <w:t xml:space="preserve">9.4. Контрольная запись: </w:t>
       </w:r>
       <w:r>
-        <w:t xml:space="preserve">б57000 (шестьсот пятьдесят семь тысяч) рублей 5 коп.</w:t>
+        <w:t xml:space="preserve">З910ОО (триста девяносто одна тысяча) рублей 0 коп.</w:t>
       </w:r>
       <w:r>
         <w:t xml:space="preserve">.</w:t>
@@ -802,7 +1119,15 @@
               <w:t xml:space="preserve">Юридический адрес: </w:t>
             </w:r>
             <w:r>
-              <w:t xml:space="preserve">а/я 77, г. Химки, 141400</w:t>
+              <w:t xml:space="preserve">а/я 80, г. Химки, 141400</w:t>
+            </w:r>
+          </w:p>
+          <w:p>
+            <w:r>
+              <w:t xml:space="preserve">Почтовый адрес: </w:t>
+            </w:r>
+            <w:r>
+              <w:t xml:space="preserve">а/я 80, г. Екатеринбург, 620014</w:t>
             </w:r>
           </w:p>
           <w:p>
@@ -857,7 +1182,7 @@
               <w:t xml:space="preserve">Тел.: </w:t>
             </w:r>
             <w:r>
-              <w:t xml:space="preserve">+7 (495) 582-56-39</w:t>
+              <w:t xml:space="preserve">+7 (812) 418-17-67</w:t>
             </w:r>
           </w:p>
           <w:p>
@@ -865,7 +1190,7 @@
               <w:t xml:space="preserve">E-mail: </w:t>
             </w:r>
             <w:r>
-              <w:t xml:space="preserve">soroka@corp-tehno.ru</w:t>
+              <w:t xml:space="preserve">soroka@yandex.ru</w:t>
             </w:r>
           </w:p>
           <w:p/>
@@ -903,7 +1228,7 @@
               <w:t xml:space="preserve">Адрес регистрации: </w:t>
             </w:r>
             <w:r>
-              <w:t xml:space="preserve">а/я 57, г. Екатеринбург, 620014</w:t>
+              <w:t xml:space="preserve">а/я 62, г. Самара, 443010</w:t>
             </w:r>
           </w:p>
           <w:p>
@@ -942,7 +1267,7 @@
               <w:t xml:space="preserve">Тел.: </w:t>
             </w:r>
             <w:r>
-              <w:t xml:space="preserve">+7 (383) 757-99-55</w:t>
+              <w:t xml:space="preserve">+7 (499) 948-56-60</w:t>
             </w:r>
           </w:p>
           <w:p>
@@ -950,7 +1275,7 @@
               <w:t xml:space="preserve">E-mail: </w:t>
             </w:r>
             <w:r>
-              <w:t xml:space="preserve">komarov@list.ru</w:t>
+              <w:t xml:space="preserve">komarov@corp-tehno.ru</w:t>
             </w:r>
           </w:p>
           <w:p/>
@@ -968,7 +1293,7 @@
     <w:p>
       <w:r>
         <w:pict>
-          <v:shape id="tb4831" type="#_x0000_t202" style="position:absolute;margin-left:0;margin-top:0;width:400pt;height:40pt">
+          <v:shape id="tb5149" type="#_x0000_t202" style="position:absolute;margin-left:0;margin-top:0;width:400pt;height:40pt">
             <v:textbox>
               <w:txbxContent>
                 <w:p>
@@ -976,13 +1301,13 @@
                     <w:t xml:space="preserve">ВНИМАНИЕ! Бухгалтерия: </w:t>
                   </w:r>
                   <w:r>
-                    <w:t xml:space="preserve">Смирнов Пётр Андреевич</w:t>
+                    <w:t xml:space="preserve">Комаров Алексей Иванович</w:t>
                   </w:r>
                   <w:r>
                     <w:t xml:space="preserve">, </w:t>
                   </w:r>
                   <w:r>
-                    <w:t xml:space="preserve">+7 (812) 716-60-67 доб. 425</w:t>
+                    <w:t xml:space="preserve">+7 (383) 372-25-32 доб. 196</w:t>
                   </w:r>
                 </w:p>
               </w:txbxContent>

--- a/tests/corpus_v2/docs/services_0010.docx
+++ b/tests/corpus_v2/docs/services_0010.docx
@@ -1065,6 +1065,37 @@
       </w:r>
       <w:r>
         <w:t xml:space="preserve">З910ОО (триста девяносто одна тысяча) рублей 0 коп.</w:t>
+      </w:r>
+      <w:r>
+        <w:t xml:space="preserve">.</w:t>
+      </w:r>
+    </w:p>
+    <w:p/>
+    <w:p>
+      <w:r>
+        <w:rPr>
+          <w:b/>
+        </w:rPr>
+        <w:t xml:space="preserve">6. ОСОБЫЕ УСЛОВИЯ ОТДЕЛЬНЫХ ВИДОВ ДАННЫХ</w:t>
+      </w:r>
+    </w:p>
+    <w:p>
+      <w:r>
+        <w:t xml:space="preserve">6.1. Полномочия представителя подтверждены доверенностью, реестровый номер </w:t>
+      </w:r>
+      <w:r>
+        <w:t xml:space="preserve">77/714-н/77-2024-1-502</w:t>
+      </w:r>
+      <w:r>
+        <w:t xml:space="preserve">.</w:t>
+      </w:r>
+    </w:p>
+    <w:p>
+      <w:r>
+        <w:t xml:space="preserve">6.2. Для сопоставления в учёте указывается: </w:t>
+      </w:r>
+      <w:r>
+        <w:t xml:space="preserve">ГОСТ Р 52044-2003</w:t>
       </w:r>
       <w:r>
         <w:t xml:space="preserve">.</w:t>

--- a/tests/corpus_v2/docs/services_0010.docx
+++ b/tests/corpus_v2/docs/services_0010.docx
@@ -1081,21 +1081,87 @@
     </w:p>
     <w:p>
       <w:r>
-        <w:t xml:space="preserve">6.1. Полномочия представителя подтверждены доверенностью, реестровый номер </w:t>
-      </w:r>
-      <w:r>
-        <w:t xml:space="preserve">77/714-н/77-2024-1-502</w:t>
-      </w:r>
-      <w:r>
-        <w:t xml:space="preserve">.</w:t>
-      </w:r>
-    </w:p>
-    <w:p>
-      <w:r>
-        <w:t xml:space="preserve">6.2. Для сопоставления в учёте указывается: </w:t>
-      </w:r>
-      <w:r>
-        <w:t xml:space="preserve">ГОСТ Р 52044-2003</w:t>
+        <w:t xml:space="preserve">6.1. Работы выполняются на основании ранее заключённого Договора № </w:t>
+      </w:r>
+      <w:r>
+        <w:t xml:space="preserve">118/2024-А</w:t>
+      </w:r>
+      <w:r>
+        <w:t xml:space="preserve"> между теми же сторонами.</w:t>
+      </w:r>
+    </w:p>
+    <w:p>
+      <w:r>
+        <w:t xml:space="preserve">6.2. Первичные документы: </w:t>
+      </w:r>
+      <w:r>
+        <w:t xml:space="preserve">лицензия Л035-01298-77/00123456 Рособрнадзора</w:t>
+      </w:r>
+      <w:r>
+        <w:t xml:space="preserve">.</w:t>
+      </w:r>
+    </w:p>
+    <w:p>
+      <w:r>
+        <w:t xml:space="preserve">6.3. Запись о лицензии внесена в реестр за регистрационным номером </w:t>
+      </w:r>
+      <w:r>
+        <w:t xml:space="preserve">509118266</w:t>
+      </w:r>
+      <w:r>
+        <w:t xml:space="preserve">.</w:t>
+      </w:r>
+    </w:p>
+    <w:p>
+      <w:r>
+        <w:t xml:space="preserve">6.4. Внутренний учёт ведётся отдельно: </w:t>
+      </w:r>
+      <w:r>
+        <w:t xml:space="preserve">сведения внесены в реестр, номер записи не присвоен</w:t>
+      </w:r>
+      <w:r>
+        <w:t xml:space="preserve">.</w:t>
+      </w:r>
+    </w:p>
+    <w:p>
+      <w:r>
+        <w:t xml:space="preserve">6.5. Полномочия представителя подтверждены доверенностью, реестровый номер </w:t>
+      </w:r>
+      <w:r>
+        <w:t xml:space="preserve">23/5-н/23-2025-2-1104</w:t>
+      </w:r>
+      <w:r>
+        <w:t xml:space="preserve">.</w:t>
+      </w:r>
+    </w:p>
+    <w:p>
+      <w:r>
+        <w:t xml:space="preserve">6.6. Для сопоставления в учёте указывается: </w:t>
+      </w:r>
+      <w:r>
+        <w:t xml:space="preserve">срок действия 12/2024-06/2025</w:t>
+      </w:r>
+      <w:r>
+        <w:t xml:space="preserve">.</w:t>
+      </w:r>
+    </w:p>
+    <w:p>
+      <w:r>
+        <w:t xml:space="preserve">6.7. Решение принято большинством в </w:t>
+      </w:r>
+      <w:r>
+        <w:t xml:space="preserve">51 % акций</w:t>
+      </w:r>
+      <w:r>
+        <w:t xml:space="preserve"> от общего числа голосов членов совета директоров.</w:t>
+      </w:r>
+    </w:p>
+    <w:p>
+      <w:r>
+        <w:t xml:space="preserve">6.8. Кворум определяется уставом: </w:t>
+      </w:r>
+      <w:r>
+        <w:t xml:space="preserve">большинством в две трети голосов</w:t>
       </w:r>
       <w:r>
         <w:t xml:space="preserve">.</w:t>

--- a/tests/corpus_v2/docs/services_0010.docx
+++ b/tests/corpus_v2/docs/services_0010.docx
@@ -1081,10 +1081,32 @@
     </w:p>
     <w:p>
       <w:r>
-        <w:t xml:space="preserve">6.1. Работы выполняются на основании ранее заключённого Договора № </w:t>
-      </w:r>
-      <w:r>
-        <w:t xml:space="preserve">118/2024-А</w:t>
+        <w:t xml:space="preserve">6.1. Стороны ранее заключили </w:t>
+      </w:r>
+      <w:r>
+        <w:t xml:space="preserve">договор поставки</w:t>
+      </w:r>
+      <w:r>
+        <w:t xml:space="preserve"> на сопоставимых условиях.</w:t>
+      </w:r>
+    </w:p>
+    <w:p>
+      <w:r>
+        <w:t xml:space="preserve">6.2. Прочие условия: </w:t>
+      </w:r>
+      <w:r>
+        <w:t xml:space="preserve">реквизиты первичных документов приведены в приложении</w:t>
+      </w:r>
+      <w:r>
+        <w:t xml:space="preserve">.</w:t>
+      </w:r>
+    </w:p>
+    <w:p>
+      <w:r>
+        <w:t xml:space="preserve">6.3. Работы выполняются на основании ранее заключённого Договора № </w:t>
+      </w:r>
+      <w:r>
+        <w:t xml:space="preserve">2/17</w:t>
       </w:r>
       <w:r>
         <w:t xml:space="preserve"> между теми же сторонами.</w:t>
@@ -1092,29 +1114,73 @@
     </w:p>
     <w:p>
       <w:r>
-        <w:t xml:space="preserve">6.2. Первичные документы: </w:t>
-      </w:r>
-      <w:r>
-        <w:t xml:space="preserve">лицензия Л035-01298-77/00123456 Рособрнадзора</w:t>
-      </w:r>
-      <w:r>
-        <w:t xml:space="preserve">.</w:t>
-      </w:r>
-    </w:p>
-    <w:p>
-      <w:r>
-        <w:t xml:space="preserve">6.3. Запись о лицензии внесена в реестр за регистрационным номером </w:t>
-      </w:r>
-      <w:r>
-        <w:t xml:space="preserve">509118266</w:t>
-      </w:r>
-      <w:r>
-        <w:t xml:space="preserve">.</w:t>
-      </w:r>
-    </w:p>
-    <w:p>
-      <w:r>
-        <w:t xml:space="preserve">6.4. Внутренний учёт ведётся отдельно: </w:t>
+        <w:t xml:space="preserve">6.4. Первичные документы: </w:t>
+      </w:r>
+      <w:r>
+        <w:t xml:space="preserve">как указано в пункте 4.2 настоящего Договора</w:t>
+      </w:r>
+      <w:r>
+        <w:t xml:space="preserve">.</w:t>
+      </w:r>
+    </w:p>
+    <w:p>
+      <w:r>
+        <w:t xml:space="preserve">6.5. Паспорт гражданина Российской Федерации выдан </w:t>
+      </w:r>
+      <w:r>
+        <w:t xml:space="preserve">УМВД России по Владимирской области</w:t>
+      </w:r>
+      <w:r>
+        <w:t xml:space="preserve">, паспорт предъявлен при подписании.</w:t>
+      </w:r>
+    </w:p>
+    <w:p>
+      <w:r>
+        <w:t xml:space="preserve">6.6. Сопутствующие сведения: </w:t>
+      </w:r>
+      <w:r>
+        <w:t xml:space="preserve">паспорт выдан, реквизиты приведены в приложении</w:t>
+      </w:r>
+      <w:r>
+        <w:t xml:space="preserve">.</w:t>
+      </w:r>
+    </w:p>
+    <w:p>
+      <w:r>
+        <w:t xml:space="preserve">6.7. Запись о государственной регистрации внесена регистрирующим органом: </w:t>
+      </w:r>
+      <w:r>
+        <w:t xml:space="preserve">УФНС России по Республике Татарстан</w:t>
+      </w:r>
+      <w:r>
+        <w:t xml:space="preserve">.</w:t>
+      </w:r>
+    </w:p>
+    <w:p>
+      <w:r>
+        <w:t xml:space="preserve">6.8. Общие сведения о регистрации: </w:t>
+      </w:r>
+      <w:r>
+        <w:t xml:space="preserve">сведения о юридическом лице содержатся в ЕГРЮЛ</w:t>
+      </w:r>
+      <w:r>
+        <w:t xml:space="preserve">.</w:t>
+      </w:r>
+    </w:p>
+    <w:p>
+      <w:r>
+        <w:t xml:space="preserve">6.9. Запись о лицензии внесена в реестр за регистрационным номером </w:t>
+      </w:r>
+      <w:r>
+        <w:t xml:space="preserve">895217304</w:t>
+      </w:r>
+      <w:r>
+        <w:t xml:space="preserve">.</w:t>
+      </w:r>
+    </w:p>
+    <w:p>
+      <w:r>
+        <w:t xml:space="preserve">6.10. Внутренний учёт ведётся отдельно: </w:t>
       </w:r>
       <w:r>
         <w:t xml:space="preserve">сведения внесены в реестр, номер записи не присвоен</w:t>
@@ -1125,32 +1191,32 @@
     </w:p>
     <w:p>
       <w:r>
-        <w:t xml:space="preserve">6.5. Полномочия представителя подтверждены доверенностью, реестровый номер </w:t>
-      </w:r>
-      <w:r>
-        <w:t xml:space="preserve">23/5-н/23-2025-2-1104</w:t>
-      </w:r>
-      <w:r>
-        <w:t xml:space="preserve">.</w:t>
-      </w:r>
-    </w:p>
-    <w:p>
-      <w:r>
-        <w:t xml:space="preserve">6.6. Для сопоставления в учёте указывается: </w:t>
-      </w:r>
-      <w:r>
-        <w:t xml:space="preserve">срок действия 12/2024-06/2025</w:t>
-      </w:r>
-      <w:r>
-        <w:t xml:space="preserve">.</w:t>
-      </w:r>
-    </w:p>
-    <w:p>
-      <w:r>
-        <w:t xml:space="preserve">6.7. Решение принято большинством в </w:t>
-      </w:r>
-      <w:r>
-        <w:t xml:space="preserve">51 % акций</w:t>
+        <w:t xml:space="preserve">6.11. Полномочия представителя подтверждены доверенностью, реестровый номер </w:t>
+      </w:r>
+      <w:r>
+        <w:t xml:space="preserve">77/714-н/77-2024-1-502</w:t>
+      </w:r>
+      <w:r>
+        <w:t xml:space="preserve">.</w:t>
+      </w:r>
+    </w:p>
+    <w:p>
+      <w:r>
+        <w:t xml:space="preserve">6.12. Для сопоставления в учёте указывается: </w:t>
+      </w:r>
+      <w:r>
+        <w:t xml:space="preserve">пп. 4/5-1 и 7/2-3 Правил страхования</w:t>
+      </w:r>
+      <w:r>
+        <w:t xml:space="preserve">.</w:t>
+      </w:r>
+    </w:p>
+    <w:p>
+      <w:r>
+        <w:t xml:space="preserve">6.13. Решение принято большинством в </w:t>
+      </w:r>
+      <w:r>
+        <w:t xml:space="preserve">40 % уставного капитала</w:t>
       </w:r>
       <w:r>
         <w:t xml:space="preserve"> от общего числа голосов членов совета директоров.</w:t>
@@ -1158,7 +1224,7 @@
     </w:p>
     <w:p>
       <w:r>
-        <w:t xml:space="preserve">6.8. Кворум определяется уставом: </w:t>
+        <w:t xml:space="preserve">6.14. Кворум определяется уставом: </w:t>
       </w:r>
       <w:r>
         <w:t xml:space="preserve">большинством в две трети голосов</w:t>

--- a/tests/corpus_v2/docs/services_0010.docx
+++ b/tests/corpus_v2/docs/services_0010.docx
@@ -36,7 +36,7 @@
         <w:t xml:space="preserve">     </w:t>
       </w:r>
       <w:r>
-        <w:t xml:space="preserve">«19» января 2024 г.</w:t>
+        <w:t xml:space="preserve">19 января 2024 г.</w:t>
       </w:r>
     </w:p>
     <w:p/>
